--- a/book 3 - 49 - The Bedwarfing Virtue.docx
+++ b/book 3 - 49 - The Bedwarfing Virtue.docx
@@ -17,6 +17,7 @@
           <w:sz w:val="24"/>
           <w:szCs w:val="24"/>
         </w:rPr>
+        <w:softHyphen/>
         <w:t xml:space="preserve">© 2025 Anonymous </w:t>
       </w:r>
     </w:p>
@@ -7565,8 +7566,6 @@
         <w:spacing w:lineRule="auto" w:line="278" w:before="0" w:after="160"/>
         <w:rPr>
           <w:rFonts w:ascii="Arial" w:hAnsi="Arial"/>
-          <w:highlight w:val="none"/>
-          <w:shd w:fill="FFFF00" w:val="clear"/>
         </w:rPr>
       </w:pPr>
       <w:r>
@@ -7685,8 +7684,6 @@
         <w:spacing w:lineRule="auto" w:line="278" w:before="0" w:after="160"/>
         <w:rPr>
           <w:rFonts w:ascii="Arial" w:hAnsi="Arial"/>
-          <w:highlight w:val="none"/>
-          <w:shd w:fill="FFFF00" w:val="clear"/>
         </w:rPr>
       </w:pPr>
       <w:r>
@@ -7714,7 +7711,7 @@
           <w:szCs w:val="24"/>
         </w:rPr>
         <w:tab/>
-        <w:t>Also what the townspeople do not do weaves into the web of the future of the human race. Non-actions, non-words, non-states does not vanish but in itself has a form of substance that joins the future. Even what you refuse becomes a complex trap for a predator. A predator that will exploit the nothingness to drain the life out of the future. With the omissions the spider web is set, with the bedwarfing virtue humanity will continue to shrink to the size of flies. Small as we are the omissions cobweb will make even the lowly spider wbe threatening.</w:t>
+        <w:t>Also what the townspeople do not do weaves into the web of the future of the human race. Non-actions, non-words, non-states does not vanish but in itself has a form of substance that joins the future. Even what you refuse becomes a complex trap for a predator. A predator that will exploit the nothingness to drain the life out of the future. With the omissions the spider web is set, with the bedwarfing virtue humanity will continue to shrink to the size of flies. Small as we are the omissions cobweb will make even the lowly spider be threatening.</w:t>
       </w:r>
     </w:p>
     <w:p>
@@ -7759,6 +7756,358 @@
         <w:spacing w:lineRule="auto" w:line="278" w:before="0" w:after="160"/>
         <w:rPr>
           <w:rFonts w:ascii="Arial" w:hAnsi="Arial"/>
+        </w:rPr>
+      </w:pPr>
+      <w:r>
+        <w:rPr>
+          <w:rFonts w:ascii="Arial" w:hAnsi="Arial"/>
+          <w:b w:val="false"/>
+          <w:bCs w:val="false"/>
+          <w:sz w:val="24"/>
+          <w:szCs w:val="24"/>
+          <w:shd w:fill="FFFF00" w:val="clear"/>
+        </w:rPr>
+        <w:t xml:space="preserve">[3_49:61] </w:t>
+      </w:r>
+      <w:r>
+        <w:rPr>
+          <w:rFonts w:ascii="Arial" w:hAnsi="Arial"/>
+          <w:sz w:val="24"/>
+          <w:szCs w:val="24"/>
+          <w:shd w:fill="FFFF00" w:val="clear"/>
+        </w:rPr>
+        <w:t xml:space="preserve">And when ye take, then is it like stealing, ye small virtuous ones; but even among knaves HONOUR saith that </w:t>
+      </w:r>
+      <w:r>
+        <w:rPr>
+          <w:rFonts w:ascii="Arial" w:hAnsi="Arial"/>
+          <w:color w:val="FF0000"/>
+          <w:sz w:val="24"/>
+          <w:szCs w:val="24"/>
+          <w:shd w:fill="FFFF00" w:val="clear"/>
+        </w:rPr>
+        <w:t>“one shall only steal when one cannot rob.”</w:t>
+      </w:r>
+      <w:r>
+        <w:rPr>
+          <w:rFonts w:ascii="Arial" w:hAnsi="Arial"/>
+          <w:sz w:val="24"/>
+          <w:szCs w:val="24"/>
+          <w:shd w:fill="FFFF00" w:val="clear"/>
+        </w:rPr>
+        <w:t xml:space="preserve"> </w:t>
+      </w:r>
+    </w:p>
+    <w:p>
+      <w:pPr>
+        <w:pStyle w:val="BodyText"/>
+        <w:spacing w:lineRule="auto" w:line="278" w:before="0" w:after="160"/>
+        <w:rPr>
+          <w:rFonts w:ascii="Arial" w:hAnsi="Arial"/>
+        </w:rPr>
+      </w:pPr>
+      <w:r>
+        <w:rPr>
+          <w:rFonts w:ascii="Arial" w:hAnsi="Arial"/>
+          <w:sz w:val="24"/>
+          <w:szCs w:val="24"/>
+        </w:rPr>
+        <w:tab/>
+        <w:t>When the townsfolk take, when they obtain anything, when they assert themselves in any fashion, it is like stealing to them. As in to get what one is not entitled to have. Even a real criminal is avoids being so low. Look, at the inversion here: he is holding up those who are seen as bad as above those seen as good. Next line,</w:t>
+      </w:r>
+    </w:p>
+    <w:p>
+      <w:pPr>
+        <w:pStyle w:val="BodyText"/>
+        <w:spacing w:lineRule="auto" w:line="278" w:before="0" w:after="160"/>
+        <w:rPr>
+          <w:rFonts w:ascii="Arial" w:hAnsi="Arial"/>
+          <w:sz w:val="24"/>
+          <w:szCs w:val="24"/>
+        </w:rPr>
+      </w:pPr>
+      <w:r>
+        <w:rPr>
+          <w:rFonts w:ascii="Arial" w:hAnsi="Arial"/>
+          <w:sz w:val="24"/>
+          <w:szCs w:val="24"/>
+        </w:rPr>
+      </w:r>
+    </w:p>
+    <w:p>
+      <w:pPr>
+        <w:pStyle w:val="BodyText"/>
+        <w:spacing w:lineRule="auto" w:line="278" w:before="0" w:after="160"/>
+        <w:rPr>
+          <w:rFonts w:ascii="Arial" w:hAnsi="Arial"/>
+        </w:rPr>
+      </w:pPr>
+      <w:r>
+        <w:rPr>
+          <w:rFonts w:ascii="Arial" w:hAnsi="Arial"/>
+          <w:b w:val="false"/>
+          <w:bCs w:val="false"/>
+          <w:sz w:val="24"/>
+          <w:szCs w:val="24"/>
+          <w:shd w:fill="FFFF00" w:val="clear"/>
+        </w:rPr>
+        <w:t xml:space="preserve">[3_49:62] </w:t>
+      </w:r>
+      <w:r>
+        <w:rPr>
+          <w:rFonts w:ascii="Arial" w:hAnsi="Arial"/>
+          <w:color w:val="FF0000"/>
+          <w:sz w:val="24"/>
+          <w:szCs w:val="24"/>
+          <w:shd w:fill="FFFF00" w:val="clear"/>
+        </w:rPr>
+        <w:t>“It giveth itself”</w:t>
+      </w:r>
+      <w:r>
+        <w:rPr>
+          <w:rFonts w:ascii="Arial" w:hAnsi="Arial"/>
+          <w:sz w:val="24"/>
+          <w:szCs w:val="24"/>
+          <w:shd w:fill="FFFF00" w:val="clear"/>
+        </w:rPr>
+        <w:t>—that is also a doctrine of submission. But I say unto you, ye comfortable ones, that IT TAKETH TO ITSELF, and will ever take more and more from you!</w:t>
+      </w:r>
+    </w:p>
+    <w:p>
+      <w:pPr>
+        <w:pStyle w:val="BodyText"/>
+        <w:spacing w:lineRule="auto" w:line="278" w:before="0" w:after="160"/>
+        <w:rPr>
+          <w:rFonts w:ascii="Arial" w:hAnsi="Arial"/>
+        </w:rPr>
+      </w:pPr>
+      <w:r>
+        <w:rPr>
+          <w:rFonts w:ascii="Arial" w:hAnsi="Arial"/>
+          <w:sz w:val="24"/>
+          <w:szCs w:val="24"/>
+        </w:rPr>
+        <w:tab/>
+        <w:t>Possibly a lord will provide vein here. The idea that what one ought to have is what one does have. A passive acceptance of what arrives. The townsfolk think it is being stoic but it is really just another form of submission. Zarathustra warns what comes from this line of thinking. All the things in life that befall you good or bad will sap your strength. The townsfolk are not open to the universe, they are dissolving into the universe. Next line,</w:t>
+      </w:r>
+    </w:p>
+    <w:p>
+      <w:pPr>
+        <w:pStyle w:val="BodyText"/>
+        <w:spacing w:lineRule="auto" w:line="278" w:before="0" w:after="160"/>
+        <w:rPr>
+          <w:rFonts w:ascii="Arial" w:hAnsi="Arial"/>
+        </w:rPr>
+      </w:pPr>
+      <w:r>
+        <w:rPr>
+          <w:rFonts w:ascii="Arial" w:hAnsi="Arial"/>
+          <w:sz w:val="24"/>
+          <w:szCs w:val="24"/>
+        </w:rPr>
+        <w:t xml:space="preserve"> </w:t>
+      </w:r>
+    </w:p>
+    <w:p>
+      <w:pPr>
+        <w:pStyle w:val="BodyText"/>
+        <w:spacing w:lineRule="auto" w:line="278" w:before="0" w:after="160"/>
+        <w:rPr>
+          <w:rFonts w:ascii="Arial" w:hAnsi="Arial"/>
+        </w:rPr>
+      </w:pPr>
+      <w:r>
+        <w:rPr>
+          <w:rFonts w:ascii="Arial" w:hAnsi="Arial"/>
+          <w:b w:val="false"/>
+          <w:bCs w:val="false"/>
+          <w:sz w:val="24"/>
+          <w:szCs w:val="24"/>
+          <w:shd w:fill="FFFF00" w:val="clear"/>
+        </w:rPr>
+        <w:t xml:space="preserve">[3_49:63] </w:t>
+      </w:r>
+      <w:r>
+        <w:rPr>
+          <w:rFonts w:ascii="Arial" w:hAnsi="Arial"/>
+          <w:sz w:val="24"/>
+          <w:szCs w:val="24"/>
+          <w:shd w:fill="FFFF00" w:val="clear"/>
+        </w:rPr>
+        <w:t xml:space="preserve">Ah, that ye would renounce all HALF-willing, and would decide for idleness as ye decide for action! </w:t>
+      </w:r>
+    </w:p>
+    <w:p>
+      <w:pPr>
+        <w:pStyle w:val="BodyText"/>
+        <w:spacing w:lineRule="auto" w:line="278" w:before="0" w:after="160"/>
+        <w:rPr>
+          <w:rFonts w:ascii="Arial" w:hAnsi="Arial"/>
+        </w:rPr>
+      </w:pPr>
+      <w:r>
+        <w:rPr>
+          <w:rFonts w:ascii="Arial" w:hAnsi="Arial"/>
+          <w:sz w:val="24"/>
+          <w:szCs w:val="24"/>
+        </w:rPr>
+        <w:tab/>
+      </w:r>
+      <w:r>
+        <w:rPr>
+          <w:rFonts w:ascii="Arial" w:hAnsi="Arial"/>
+        </w:rPr>
+        <w:t xml:space="preserve">Zarathustra does not see virtues as the mean between vices like Aristotle. He sees them as the tension between. This line would suggest that instead of staggering along between the poles of action and idleness it would be better to just fully will it. </w:t>
+      </w:r>
+    </w:p>
+    <w:p>
+      <w:pPr>
+        <w:pStyle w:val="BodyText"/>
+        <w:spacing w:lineRule="auto" w:line="278" w:before="0" w:after="160"/>
+        <w:rPr>
+          <w:rFonts w:ascii="Arial" w:hAnsi="Arial"/>
+        </w:rPr>
+      </w:pPr>
+      <w:r>
+        <w:rPr>
+          <w:rFonts w:ascii="Arial" w:hAnsi="Arial"/>
+        </w:rPr>
+        <w:tab/>
+        <w:t>He attacks the half-willing, the lukewarm townsfolk who compromise. If you are not going to act then it would be better to fully own your idleness, then live with the consequences. They have already chosen comfort, they just will not admit it. Next line,</w:t>
+      </w:r>
+    </w:p>
+    <w:p>
+      <w:pPr>
+        <w:pStyle w:val="BodyText"/>
+        <w:spacing w:lineRule="auto" w:line="278" w:before="0" w:after="160"/>
+        <w:rPr>
+          <w:rFonts w:ascii="Arial" w:hAnsi="Arial"/>
+        </w:rPr>
+      </w:pPr>
+      <w:r>
+        <w:rPr>
+          <w:rFonts w:ascii="Arial" w:hAnsi="Arial"/>
+        </w:rPr>
+      </w:r>
+    </w:p>
+    <w:p>
+      <w:pPr>
+        <w:pStyle w:val="BodyText"/>
+        <w:spacing w:lineRule="auto" w:line="278" w:before="0" w:after="160"/>
+        <w:rPr>
+          <w:rFonts w:ascii="Arial" w:hAnsi="Arial"/>
+          <w:b w:val="false"/>
+          <w:bCs w:val="false"/>
+          <w:sz w:val="24"/>
+          <w:szCs w:val="24"/>
+        </w:rPr>
+      </w:pPr>
+      <w:r>
+        <w:rPr>
+          <w:rFonts w:ascii="Arial" w:hAnsi="Arial"/>
+          <w:b w:val="false"/>
+          <w:bCs w:val="false"/>
+          <w:sz w:val="24"/>
+          <w:szCs w:val="24"/>
+        </w:rPr>
+      </w:r>
+    </w:p>
+    <w:p>
+      <w:pPr>
+        <w:pStyle w:val="BodyText"/>
+        <w:spacing w:lineRule="auto" w:line="278" w:before="0" w:after="160"/>
+        <w:rPr>
+          <w:rFonts w:ascii="Arial" w:hAnsi="Arial"/>
+        </w:rPr>
+      </w:pPr>
+      <w:r>
+        <w:rPr>
+          <w:rFonts w:ascii="Arial" w:hAnsi="Arial"/>
+          <w:b w:val="false"/>
+          <w:bCs w:val="false"/>
+          <w:sz w:val="24"/>
+          <w:szCs w:val="24"/>
+        </w:rPr>
+        <w:t xml:space="preserve"> </w:t>
+      </w:r>
+    </w:p>
+    <w:p>
+      <w:pPr>
+        <w:pStyle w:val="BodyText"/>
+        <w:spacing w:lineRule="auto" w:line="278" w:before="0" w:after="160"/>
+        <w:rPr>
+          <w:rFonts w:ascii="Arial" w:hAnsi="Arial"/>
+        </w:rPr>
+      </w:pPr>
+      <w:r>
+        <w:rPr>
+          <w:rFonts w:ascii="Arial" w:hAnsi="Arial"/>
+          <w:b w:val="false"/>
+          <w:bCs w:val="false"/>
+          <w:sz w:val="24"/>
+          <w:szCs w:val="24"/>
+          <w:shd w:fill="FFFF00" w:val="clear"/>
+        </w:rPr>
+        <w:t xml:space="preserve">[3_49:64] </w:t>
+      </w:r>
+      <w:r>
+        <w:rPr>
+          <w:rFonts w:ascii="Arial" w:hAnsi="Arial"/>
+          <w:sz w:val="24"/>
+          <w:szCs w:val="24"/>
+          <w:shd w:fill="FFFF00" w:val="clear"/>
+        </w:rPr>
+        <w:t xml:space="preserve">Ah, that ye understood my word: “Do ever what ye will—but first be such as CAN WILL. </w:t>
+      </w:r>
+    </w:p>
+    <w:p>
+      <w:pPr>
+        <w:pStyle w:val="BodyText"/>
+        <w:spacing w:lineRule="auto" w:line="278" w:before="0" w:after="160"/>
+        <w:rPr>
+          <w:rFonts w:ascii="Arial" w:hAnsi="Arial"/>
+        </w:rPr>
+      </w:pPr>
+      <w:r>
+        <w:rPr>
+          <w:rFonts w:ascii="Arial" w:hAnsi="Arial"/>
+          <w:sz w:val="24"/>
+          <w:szCs w:val="24"/>
+        </w:rPr>
+        <w:tab/>
+        <w:t xml:space="preserve">He could be </w:t>
+      </w:r>
+      <w:r>
+        <w:rPr>
+          <w:rFonts w:ascii="Arial" w:hAnsi="Arial"/>
+        </w:rPr>
+        <w:t>turning to us the reader of the book now as well as wishing that anyone in the town would understand his demand. A demand that we first develop the ability to will. With him not even caring what it is we will, only that we decide and strive towards it. Next line,</w:t>
+      </w:r>
+    </w:p>
+    <w:p>
+      <w:pPr>
+        <w:pStyle w:val="BodyText"/>
+        <w:spacing w:lineRule="auto" w:line="278" w:before="0" w:after="160"/>
+        <w:rPr>
+          <w:rFonts w:ascii="Arial" w:hAnsi="Arial"/>
+          <w:sz w:val="24"/>
+          <w:szCs w:val="24"/>
+        </w:rPr>
+      </w:pPr>
+      <w:r>
+        <w:rPr>
+          <w:rFonts w:ascii="Arial" w:hAnsi="Arial"/>
+          <w:sz w:val="24"/>
+          <w:szCs w:val="24"/>
+        </w:rPr>
+      </w:r>
+    </w:p>
+    <w:p>
+      <w:pPr>
+        <w:pStyle w:val="BodyText"/>
+        <w:spacing w:lineRule="auto" w:line="278" w:before="0" w:after="160"/>
+        <w:rPr>
+          <w:rFonts w:ascii="Arial" w:hAnsi="Arial"/>
           <w:highlight w:val="none"/>
           <w:shd w:fill="FFFF00" w:val="clear"/>
         </w:rPr>
@@ -7772,45 +8121,24 @@
           <w:szCs w:val="24"/>
           <w:shd w:fill="FFFF00" w:val="clear"/>
         </w:rPr>
-        <w:t xml:space="preserve">[3_49:61] </w:t>
-      </w:r>
-      <w:r>
-        <w:rPr>
-          <w:rFonts w:ascii="Arial" w:hAnsi="Arial"/>
-          <w:sz w:val="24"/>
-          <w:szCs w:val="24"/>
-          <w:shd w:fill="FFFF00" w:val="clear"/>
-        </w:rPr>
-        <w:t xml:space="preserve">And when ye take, then is it like stealing, ye small virtuous ones; but even among knaves HONOUR saith that </w:t>
-      </w:r>
-      <w:r>
-        <w:rPr>
-          <w:rFonts w:ascii="Arial" w:hAnsi="Arial"/>
-          <w:color w:val="FF0000"/>
-          <w:sz w:val="24"/>
-          <w:szCs w:val="24"/>
-          <w:shd w:fill="FFFF00" w:val="clear"/>
-        </w:rPr>
-        <w:t>“one shall only steal when one cannot rob.”</w:t>
-      </w:r>
-      <w:r>
-        <w:rPr>
-          <w:rFonts w:ascii="Arial" w:hAnsi="Arial"/>
-          <w:sz w:val="24"/>
-          <w:szCs w:val="24"/>
-          <w:shd w:fill="FFFF00" w:val="clear"/>
-        </w:rPr>
-        <w:t xml:space="preserve"> </w:t>
-      </w:r>
-    </w:p>
-    <w:p>
-      <w:pPr>
-        <w:pStyle w:val="BodyText"/>
-        <w:spacing w:lineRule="auto" w:line="278" w:before="0" w:after="160"/>
-        <w:rPr>
-          <w:rFonts w:ascii="Arial" w:hAnsi="Arial"/>
-          <w:sz w:val="24"/>
-          <w:szCs w:val="24"/>
+        <w:t xml:space="preserve">[3_49:65] </w:t>
+      </w:r>
+      <w:r>
+        <w:rPr>
+          <w:rFonts w:ascii="Arial" w:hAnsi="Arial"/>
+          <w:sz w:val="24"/>
+          <w:szCs w:val="24"/>
+          <w:shd w:fill="FFFF00" w:val="clear"/>
+        </w:rPr>
+        <w:t xml:space="preserve">Love ever your neighbour as yourselves—but first be such as LOVE THEMSELVES— </w:t>
+      </w:r>
+    </w:p>
+    <w:p>
+      <w:pPr>
+        <w:pStyle w:val="BodyText"/>
+        <w:spacing w:lineRule="auto" w:line="278" w:before="0" w:after="160"/>
+        <w:rPr>
+          <w:rFonts w:ascii="Arial" w:hAnsi="Arial"/>
         </w:rPr>
       </w:pPr>
       <w:r>
@@ -7820,31 +8148,42 @@
           <w:szCs w:val="24"/>
         </w:rPr>
         <w:tab/>
-      </w:r>
-      <w:r>
-        <w:rPr>
-          <w:rFonts w:ascii="Arial" w:hAnsi="Arial"/>
-          <w:sz w:val="24"/>
-          <w:szCs w:val="24"/>
-        </w:rPr>
-        <w:t>When the townsfolk take, when they obtain anything, when they assert themselves in any fashion, it is like stealing to them. As in to get what one is not entitled to have. Even a real criminal is avoids being so low. Look, at the inversion here: he is holding up those who are seen as bad as above those seen as good. Next line,</w:t>
-      </w:r>
-    </w:p>
-    <w:p>
-      <w:pPr>
-        <w:pStyle w:val="BodyText"/>
-        <w:spacing w:lineRule="auto" w:line="278" w:before="0" w:after="160"/>
-        <w:rPr>
-          <w:rFonts w:ascii="Arial" w:hAnsi="Arial"/>
-          <w:sz w:val="24"/>
-          <w:szCs w:val="24"/>
-        </w:rPr>
-      </w:pPr>
-      <w:r>
-        <w:rPr>
-          <w:rFonts w:ascii="Arial" w:hAnsi="Arial"/>
-          <w:sz w:val="24"/>
-          <w:szCs w:val="24"/>
+        <w:t>A reference to [1_16:1] “</w:t>
+      </w:r>
+      <w:r>
+        <w:rPr>
+          <w:rFonts w:ascii="Arial" w:hAnsi="Arial"/>
+        </w:rPr>
+        <w:t xml:space="preserve">Ye crowd around your neighbour, and have fine words for it. But I say unto you: your neighbor-love is your bad love of yourselves.” </w:t>
+      </w:r>
+    </w:p>
+    <w:p>
+      <w:pPr>
+        <w:pStyle w:val="BodyText"/>
+        <w:spacing w:lineRule="auto" w:line="278" w:before="0" w:after="160"/>
+        <w:rPr>
+          <w:rFonts w:ascii="Arial" w:hAnsi="Arial"/>
+        </w:rPr>
+      </w:pPr>
+      <w:r>
+        <w:rPr>
+          <w:rFonts w:ascii="Arial" w:hAnsi="Arial"/>
+        </w:rPr>
+        <w:tab/>
+        <w:t>He is using the Christian ideal of loving your neighbour as one loves oneself but reverses the morality of it. Love of your neighbour requires self-love. Otherwise it is fawning, pity, manipulation, and control. Next line,</w:t>
+      </w:r>
+    </w:p>
+    <w:p>
+      <w:pPr>
+        <w:pStyle w:val="BodyText"/>
+        <w:spacing w:lineRule="auto" w:line="278" w:before="0" w:after="160"/>
+        <w:rPr>
+          <w:rFonts w:ascii="Arial" w:hAnsi="Arial"/>
+        </w:rPr>
+      </w:pPr>
+      <w:r>
+        <w:rPr>
+          <w:rFonts w:ascii="Arial" w:hAnsi="Arial"/>
         </w:rPr>
       </w:r>
     </w:p>
@@ -7867,26 +8206,16 @@
           <w:szCs w:val="24"/>
           <w:shd w:fill="FFFF00" w:val="clear"/>
         </w:rPr>
-        <w:t xml:space="preserve">[3_49:62] </w:t>
-      </w:r>
-      <w:r>
-        <w:rPr>
-          <w:rFonts w:ascii="Arial" w:hAnsi="Arial"/>
-          <w:color w:val="FF0000"/>
-          <w:sz w:val="24"/>
-          <w:szCs w:val="24"/>
-          <w:shd w:fill="FFFF00" w:val="clear"/>
-        </w:rPr>
-        <w:t>“It giveth itself”</w:t>
-      </w:r>
-      <w:r>
-        <w:rPr>
-          <w:rFonts w:ascii="Arial" w:hAnsi="Arial"/>
-          <w:sz w:val="24"/>
-          <w:szCs w:val="24"/>
-          <w:shd w:fill="FFFF00" w:val="clear"/>
-        </w:rPr>
-        <w:t>—that is also a doctrine of submission. But I say unto you, ye comfortable ones, that IT TAKETH TO ITSELF, and will ever take more and more from you!</w:t>
+        <w:t xml:space="preserve">[3_49:66] </w:t>
+      </w:r>
+      <w:r>
+        <w:rPr>
+          <w:rFonts w:ascii="Arial" w:hAnsi="Arial"/>
+          <w:sz w:val="24"/>
+          <w:szCs w:val="24"/>
+          <w:shd w:fill="FFFF00" w:val="clear"/>
+        </w:rPr>
+        <w:t xml:space="preserve">—Such as love with great love, such as love with great contempt!” Thus speaketh Zarathustra the godless.— </w:t>
       </w:r>
     </w:p>
     <w:p>
@@ -7906,31 +8235,25 @@
           <w:szCs w:val="24"/>
         </w:rPr>
         <w:tab/>
-      </w:r>
-      <w:r>
-        <w:rPr>
-          <w:rFonts w:ascii="Arial" w:hAnsi="Arial"/>
-          <w:sz w:val="24"/>
-          <w:szCs w:val="24"/>
-        </w:rPr>
-        <w:t>Possibly a lord will provide vein here. The idea that what one ought to have is what one does have. A passive acceptance of what arrives. The townsfolk think it is being stoic but it is really just another form of submission. Zarathustra warns what comes from this line of thinking. All the things in life that befall you good or bad will sap your strength. The townsfolk are not open to the universe, they are dissolving into the universe. Next line,</w:t>
-      </w:r>
-    </w:p>
-    <w:p>
-      <w:pPr>
-        <w:pStyle w:val="BodyText"/>
-        <w:spacing w:lineRule="auto" w:line="278" w:before="0" w:after="160"/>
-        <w:rPr>
-          <w:rFonts w:ascii="Arial" w:hAnsi="Arial"/>
-        </w:rPr>
-      </w:pPr>
-      <w:r>
-        <w:rPr>
-          <w:rFonts w:ascii="Arial" w:hAnsi="Arial"/>
-          <w:sz w:val="24"/>
-          <w:szCs w:val="24"/>
-        </w:rPr>
-        <w:t xml:space="preserve"> </w:t>
+        <w:t>Now this is the ethic of Zarathustra love, the twin engines of love as embracing and love as discipline. We have heard of god’s love for man, this is Zarathustra’s love of man and it is godless. Next line,</w:t>
+      </w:r>
+    </w:p>
+    <w:p>
+      <w:pPr>
+        <w:pStyle w:val="BodyText"/>
+        <w:spacing w:lineRule="auto" w:line="278" w:before="0" w:after="160"/>
+        <w:rPr>
+          <w:rFonts w:ascii="Arial" w:hAnsi="Arial"/>
+          <w:sz w:val="24"/>
+          <w:szCs w:val="24"/>
+        </w:rPr>
+      </w:pPr>
+      <w:r>
+        <w:rPr>
+          <w:rFonts w:ascii="Arial" w:hAnsi="Arial"/>
+          <w:sz w:val="24"/>
+          <w:szCs w:val="24"/>
+        </w:rPr>
       </w:r>
     </w:p>
     <w:p>
@@ -7952,24 +8275,26 @@
           <w:szCs w:val="24"/>
           <w:shd w:fill="FFFF00" w:val="clear"/>
         </w:rPr>
-        <w:t xml:space="preserve">[3_49:63] </w:t>
-      </w:r>
-      <w:r>
-        <w:rPr>
-          <w:rFonts w:ascii="Arial" w:hAnsi="Arial"/>
-          <w:sz w:val="24"/>
-          <w:szCs w:val="24"/>
-          <w:shd w:fill="FFFF00" w:val="clear"/>
-        </w:rPr>
-        <w:t xml:space="preserve">Ah, that ye would renounce all HALF-willing, and would decide for idleness as ye decide for action! </w:t>
-      </w:r>
-    </w:p>
-    <w:p>
-      <w:pPr>
-        <w:pStyle w:val="BodyText"/>
-        <w:spacing w:lineRule="auto" w:line="278" w:before="0" w:after="160"/>
-        <w:rPr>
-          <w:rFonts w:ascii="Arial" w:hAnsi="Arial"/>
+        <w:t xml:space="preserve">[3_49:67] </w:t>
+      </w:r>
+      <w:r>
+        <w:rPr>
+          <w:rFonts w:ascii="Arial" w:hAnsi="Arial"/>
+          <w:sz w:val="24"/>
+          <w:szCs w:val="24"/>
+          <w:shd w:fill="FFFF00" w:val="clear"/>
+        </w:rPr>
+        <w:t xml:space="preserve">But why talk I, when no one hath MINE ears! It is still an hour too early for me here. </w:t>
+      </w:r>
+    </w:p>
+    <w:p>
+      <w:pPr>
+        <w:pStyle w:val="BodyText"/>
+        <w:spacing w:lineRule="auto" w:line="278" w:before="0" w:after="160"/>
+        <w:rPr>
+          <w:rFonts w:ascii="Arial" w:hAnsi="Arial"/>
+          <w:sz w:val="24"/>
+          <w:szCs w:val="24"/>
         </w:rPr>
       </w:pPr>
       <w:r>
@@ -7979,131 +8304,152 @@
           <w:szCs w:val="24"/>
         </w:rPr>
         <w:tab/>
-      </w:r>
-      <w:r>
-        <w:rPr>
-          <w:rFonts w:ascii="Arial" w:hAnsi="Arial"/>
-        </w:rPr>
-        <w:t xml:space="preserve">Zarathustra does not see virtues as the mean between vices like Aristotle. He sees them as the tension between. This line would suggest that instead of staggering along between the poles of action and idleness it would be better to just fully will it. </w:t>
-      </w:r>
-    </w:p>
-    <w:p>
-      <w:pPr>
-        <w:pStyle w:val="BodyText"/>
-        <w:spacing w:lineRule="auto" w:line="278" w:before="0" w:after="160"/>
-        <w:rPr>
-          <w:rFonts w:ascii="Arial" w:hAnsi="Arial"/>
-        </w:rPr>
-      </w:pPr>
-      <w:r>
-        <w:rPr>
-          <w:rFonts w:ascii="Arial" w:hAnsi="Arial"/>
+        <w:t xml:space="preserve">Could be following the theme of the Joyful Science 125 where a man rejected by the crowd announces that he is premature. </w:t>
+      </w:r>
+      <w:r>
+        <w:rPr>
+          <w:rStyle w:val="FootnoteReference"/>
+          <w:rFonts w:ascii="Arial" w:hAnsi="Arial"/>
+          <w:sz w:val="24"/>
+          <w:szCs w:val="24"/>
+        </w:rPr>
+        <w:footnoteReference w:id="18"/>
+      </w:r>
+      <w:r>
+        <w:rPr>
+          <w:rFonts w:ascii="Arial" w:hAnsi="Arial"/>
+          <w:sz w:val="24"/>
+          <w:szCs w:val="24"/>
+        </w:rPr>
+        <w:t xml:space="preserve"> In any case Zarathustra recaps his assessment that the townsfolk do not have the ears for him. Yet we get an indication that something will happen that will reverse the bedwarfing virtue. Next line,  </w:t>
+      </w:r>
+    </w:p>
+    <w:p>
+      <w:pPr>
+        <w:pStyle w:val="BodyText"/>
+        <w:spacing w:lineRule="auto" w:line="278" w:before="0" w:after="160"/>
+        <w:rPr>
+          <w:rFonts w:ascii="Arial" w:hAnsi="Arial"/>
+          <w:sz w:val="24"/>
+          <w:szCs w:val="24"/>
+        </w:rPr>
+      </w:pPr>
+      <w:r>
+        <w:rPr>
+          <w:rFonts w:ascii="Arial" w:hAnsi="Arial"/>
+          <w:sz w:val="24"/>
+          <w:szCs w:val="24"/>
+        </w:rPr>
+      </w:r>
+    </w:p>
+    <w:p>
+      <w:pPr>
+        <w:pStyle w:val="BodyText"/>
+        <w:spacing w:lineRule="auto" w:line="278" w:before="0" w:after="160"/>
+        <w:rPr>
+          <w:rFonts w:ascii="Arial" w:hAnsi="Arial"/>
+        </w:rPr>
+      </w:pPr>
+      <w:r>
+        <w:rPr>
+          <w:rFonts w:ascii="Arial" w:hAnsi="Arial"/>
+          <w:b w:val="false"/>
+          <w:bCs w:val="false"/>
+          <w:sz w:val="24"/>
+          <w:szCs w:val="24"/>
+        </w:rPr>
+        <w:t xml:space="preserve">[3_49:68] </w:t>
+      </w:r>
+      <w:r>
+        <w:rPr>
+          <w:rFonts w:ascii="Arial" w:hAnsi="Arial"/>
+          <w:sz w:val="24"/>
+          <w:szCs w:val="24"/>
+        </w:rPr>
+        <w:t xml:space="preserve">Mine own forerunner am I among this people, mine own cockcrow in dark lanes. </w:t>
+      </w:r>
+    </w:p>
+    <w:p>
+      <w:pPr>
+        <w:pStyle w:val="BodyText"/>
+        <w:spacing w:lineRule="auto" w:line="278" w:before="0" w:after="160"/>
+        <w:rPr>
+          <w:rFonts w:ascii="Arial" w:hAnsi="Arial"/>
+          <w:b w:val="false"/>
+          <w:bCs w:val="false"/>
+          <w:sz w:val="24"/>
+          <w:szCs w:val="24"/>
+        </w:rPr>
+      </w:pPr>
+      <w:r>
+        <w:rPr>
+          <w:rFonts w:ascii="Arial" w:hAnsi="Arial"/>
+          <w:b w:val="false"/>
+          <w:bCs w:val="false"/>
+          <w:sz w:val="24"/>
+          <w:szCs w:val="24"/>
         </w:rPr>
         <w:tab/>
-      </w:r>
-      <w:r>
-        <w:rPr>
-          <w:rFonts w:ascii="Arial" w:hAnsi="Arial"/>
-        </w:rPr>
-        <w:t>He attacks the half-willing, the lukewarm townsfolk who compromise. If you are not going to act then it would be better to fully own your idleness, then live with the consequences. They have already chosen comfort, they just will not admit it. Next line,</w:t>
-      </w:r>
-    </w:p>
-    <w:p>
-      <w:pPr>
-        <w:pStyle w:val="BodyText"/>
-        <w:spacing w:lineRule="auto" w:line="278" w:before="0" w:after="160"/>
-        <w:rPr>
-          <w:rFonts w:ascii="Arial" w:hAnsi="Arial"/>
-        </w:rPr>
-      </w:pPr>
-      <w:r>
-        <w:rPr>
-          <w:rFonts w:ascii="Arial" w:hAnsi="Arial"/>
-        </w:rPr>
-      </w:r>
-    </w:p>
-    <w:p>
-      <w:pPr>
-        <w:pStyle w:val="BodyText"/>
-        <w:spacing w:lineRule="auto" w:line="278" w:before="0" w:after="160"/>
-        <w:rPr>
-          <w:rFonts w:ascii="Arial" w:hAnsi="Arial"/>
-          <w:b w:val="false"/>
-          <w:bCs w:val="false"/>
-          <w:sz w:val="24"/>
-          <w:szCs w:val="24"/>
-        </w:rPr>
-      </w:pPr>
-      <w:r>
-        <w:rPr>
-          <w:rFonts w:ascii="Arial" w:hAnsi="Arial"/>
-          <w:b w:val="false"/>
-          <w:bCs w:val="false"/>
-          <w:sz w:val="24"/>
-          <w:szCs w:val="24"/>
-        </w:rPr>
-      </w:r>
-    </w:p>
-    <w:p>
-      <w:pPr>
-        <w:pStyle w:val="BodyText"/>
-        <w:spacing w:lineRule="auto" w:line="278" w:before="0" w:after="160"/>
-        <w:rPr>
-          <w:rFonts w:ascii="Arial" w:hAnsi="Arial"/>
-          <w:b w:val="false"/>
-          <w:bCs w:val="false"/>
-          <w:sz w:val="24"/>
-          <w:szCs w:val="24"/>
-        </w:rPr>
-      </w:pPr>
-      <w:r>
-        <w:rPr>
-          <w:rFonts w:ascii="Arial" w:hAnsi="Arial"/>
-          <w:b w:val="false"/>
-          <w:bCs w:val="false"/>
-          <w:sz w:val="24"/>
-          <w:szCs w:val="24"/>
-        </w:rPr>
-        <w:t xml:space="preserve"> </w:t>
-      </w:r>
-    </w:p>
-    <w:p>
-      <w:pPr>
-        <w:pStyle w:val="BodyText"/>
-        <w:spacing w:lineRule="auto" w:line="278" w:before="0" w:after="160"/>
-        <w:rPr>
-          <w:rFonts w:ascii="Arial" w:hAnsi="Arial"/>
-          <w:highlight w:val="none"/>
-          <w:shd w:fill="FFFF00" w:val="clear"/>
-        </w:rPr>
-      </w:pPr>
-      <w:r>
-        <w:rPr>
-          <w:rFonts w:ascii="Arial" w:hAnsi="Arial"/>
-          <w:b w:val="false"/>
-          <w:bCs w:val="false"/>
-          <w:sz w:val="24"/>
-          <w:szCs w:val="24"/>
-          <w:shd w:fill="FFFF00" w:val="clear"/>
-        </w:rPr>
-        <w:t xml:space="preserve">[3_49:64] </w:t>
-      </w:r>
-      <w:r>
-        <w:rPr>
-          <w:rFonts w:ascii="Arial" w:hAnsi="Arial"/>
-          <w:sz w:val="24"/>
-          <w:szCs w:val="24"/>
-          <w:shd w:fill="FFFF00" w:val="clear"/>
-        </w:rPr>
-        <w:t xml:space="preserve">Ah, that ye understood my word: “Do ever what ye will—but first be such as CAN WILL. </w:t>
-      </w:r>
-    </w:p>
-    <w:p>
-      <w:pPr>
-        <w:pStyle w:val="BodyText"/>
-        <w:spacing w:lineRule="auto" w:line="278" w:before="0" w:after="160"/>
-        <w:rPr>
-          <w:rFonts w:ascii="Arial" w:hAnsi="Arial"/>
+        <w:t>Amongst the townsfolk they are so degraded and he is so early it becomes comical. He is not the herald of the Ubermensch in book 1, he is the herald of the herald. A rooster should crow at dawn yet is now crowing in the dark, thus he is amongst these townsfolk. Next line,</w:t>
+      </w:r>
+    </w:p>
+    <w:p>
+      <w:pPr>
+        <w:pStyle w:val="BodyText"/>
+        <w:spacing w:lineRule="auto" w:line="278" w:before="0" w:after="160"/>
+        <w:rPr>
+          <w:rFonts w:ascii="Arial" w:hAnsi="Arial"/>
+          <w:b w:val="false"/>
+          <w:bCs w:val="false"/>
+          <w:sz w:val="24"/>
+          <w:szCs w:val="24"/>
+        </w:rPr>
+      </w:pPr>
+      <w:r>
+        <w:rPr>
+          <w:rFonts w:ascii="Arial" w:hAnsi="Arial"/>
+          <w:b w:val="false"/>
+          <w:bCs w:val="false"/>
+          <w:sz w:val="24"/>
+          <w:szCs w:val="24"/>
+        </w:rPr>
+      </w:r>
+    </w:p>
+    <w:p>
+      <w:pPr>
+        <w:pStyle w:val="BodyText"/>
+        <w:spacing w:lineRule="auto" w:line="278" w:before="0" w:after="160"/>
+        <w:rPr>
+          <w:rFonts w:ascii="Arial" w:hAnsi="Arial"/>
+        </w:rPr>
+      </w:pPr>
+      <w:r>
+        <w:rPr>
+          <w:rFonts w:ascii="Arial" w:hAnsi="Arial"/>
+          <w:b w:val="false"/>
+          <w:bCs w:val="false"/>
+          <w:sz w:val="24"/>
+          <w:szCs w:val="24"/>
+        </w:rPr>
+        <w:t xml:space="preserve">[3_49:69] </w:t>
+      </w:r>
+      <w:r>
+        <w:rPr>
+          <w:rFonts w:ascii="Arial" w:hAnsi="Arial"/>
+          <w:sz w:val="24"/>
+          <w:szCs w:val="24"/>
+        </w:rPr>
+        <w:t>But THEIR hour cometh! And there cometh also mine! Hourly do they become smaller, poorer, unfruitfuller,—poor herbs! poor earth!</w:t>
+      </w:r>
+    </w:p>
+    <w:p>
+      <w:pPr>
+        <w:pStyle w:val="BodyText"/>
+        <w:spacing w:lineRule="auto" w:line="278" w:before="0" w:after="160"/>
+        <w:rPr>
+          <w:rFonts w:ascii="Arial" w:hAnsi="Arial"/>
+          <w:sz w:val="24"/>
+          <w:szCs w:val="24"/>
         </w:rPr>
       </w:pPr>
       <w:r>
@@ -8113,215 +8459,25 @@
           <w:szCs w:val="24"/>
         </w:rPr>
         <w:tab/>
-      </w:r>
-      <w:r>
-        <w:rPr>
-          <w:rFonts w:ascii="Arial" w:hAnsi="Arial"/>
-          <w:sz w:val="24"/>
-          <w:szCs w:val="24"/>
-        </w:rPr>
-        <w:t xml:space="preserve">He could be </w:t>
-      </w:r>
-      <w:r>
-        <w:rPr>
-          <w:rFonts w:ascii="Arial" w:hAnsi="Arial"/>
-        </w:rPr>
-        <w:t xml:space="preserve">turning to </w:t>
-      </w:r>
-      <w:r>
-        <w:rPr>
-          <w:rFonts w:ascii="Arial" w:hAnsi="Arial"/>
-        </w:rPr>
-        <w:t xml:space="preserve">us </w:t>
-      </w:r>
-      <w:r>
-        <w:rPr>
-          <w:rFonts w:ascii="Arial" w:hAnsi="Arial"/>
-        </w:rPr>
-        <w:t xml:space="preserve">the reader of the book now </w:t>
-      </w:r>
-      <w:r>
-        <w:rPr>
-          <w:rFonts w:ascii="Arial" w:hAnsi="Arial"/>
-        </w:rPr>
-        <w:t>as well as wishing that anyone in the town would understand his demand.</w:t>
-      </w:r>
-      <w:r>
-        <w:rPr>
-          <w:rFonts w:ascii="Arial" w:hAnsi="Arial"/>
-        </w:rPr>
-        <w:t xml:space="preserve"> A demand that we first develop the ability to will. With him not even caring what it is we </w:t>
-      </w:r>
-      <w:r>
-        <w:rPr>
-          <w:rFonts w:ascii="Arial" w:hAnsi="Arial"/>
-        </w:rPr>
-        <w:t>will</w:t>
-      </w:r>
-      <w:r>
-        <w:rPr>
-          <w:rFonts w:ascii="Arial" w:hAnsi="Arial"/>
-        </w:rPr>
-        <w:t xml:space="preserve">, only that we decide and strive </w:t>
-      </w:r>
-      <w:r>
-        <w:rPr>
-          <w:rFonts w:ascii="Arial" w:hAnsi="Arial"/>
-        </w:rPr>
-        <w:t>towards it. Next line,</w:t>
-      </w:r>
-    </w:p>
-    <w:p>
-      <w:pPr>
-        <w:pStyle w:val="BodyText"/>
-        <w:spacing w:lineRule="auto" w:line="278" w:before="0" w:after="160"/>
-        <w:rPr>
-          <w:rFonts w:ascii="Arial" w:hAnsi="Arial"/>
-          <w:sz w:val="24"/>
-          <w:szCs w:val="24"/>
-        </w:rPr>
-      </w:pPr>
-      <w:r>
-        <w:rPr>
-          <w:rFonts w:ascii="Arial" w:hAnsi="Arial"/>
-          <w:sz w:val="24"/>
-          <w:szCs w:val="24"/>
-        </w:rPr>
-      </w:r>
-    </w:p>
-    <w:p>
-      <w:pPr>
-        <w:pStyle w:val="BodyText"/>
-        <w:spacing w:lineRule="auto" w:line="278" w:before="0" w:after="160"/>
-        <w:rPr>
-          <w:rFonts w:ascii="Arial" w:hAnsi="Arial"/>
-        </w:rPr>
-      </w:pPr>
-      <w:r>
-        <w:rPr>
-          <w:rFonts w:ascii="Arial" w:hAnsi="Arial"/>
-          <w:b w:val="false"/>
-          <w:bCs w:val="false"/>
-          <w:sz w:val="24"/>
-          <w:szCs w:val="24"/>
-        </w:rPr>
-        <w:t xml:space="preserve">[3_49:65] </w:t>
-      </w:r>
-      <w:r>
-        <w:rPr>
-          <w:rFonts w:ascii="Arial" w:hAnsi="Arial"/>
-          <w:sz w:val="24"/>
-          <w:szCs w:val="24"/>
-        </w:rPr>
-        <w:t xml:space="preserve">Love ever your neighbour as yourselves—but first be such as LOVE THEMSELVES— </w:t>
-      </w:r>
-    </w:p>
-    <w:p>
-      <w:pPr>
-        <w:pStyle w:val="BodyText"/>
-        <w:spacing w:lineRule="auto" w:line="278" w:before="0" w:after="160"/>
-        <w:rPr>
-          <w:rFonts w:ascii="Arial" w:hAnsi="Arial"/>
-        </w:rPr>
-      </w:pPr>
-      <w:r>
-        <w:rPr>
-          <w:rFonts w:ascii="Arial" w:hAnsi="Arial"/>
-          <w:b w:val="false"/>
-          <w:bCs w:val="false"/>
-          <w:sz w:val="24"/>
-          <w:szCs w:val="24"/>
-        </w:rPr>
-        <w:t xml:space="preserve">[3_49:66] </w:t>
-      </w:r>
-      <w:r>
-        <w:rPr>
-          <w:rFonts w:ascii="Arial" w:hAnsi="Arial"/>
-          <w:sz w:val="24"/>
-          <w:szCs w:val="24"/>
-        </w:rPr>
-        <w:t xml:space="preserve">—Such as love with great love, such as love with great contempt!” Thus speaketh Zarathustra the godless.— </w:t>
-      </w:r>
-    </w:p>
-    <w:p>
-      <w:pPr>
-        <w:pStyle w:val="BodyText"/>
-        <w:spacing w:lineRule="auto" w:line="278" w:before="0" w:after="160"/>
-        <w:rPr>
-          <w:rFonts w:ascii="Arial" w:hAnsi="Arial"/>
-        </w:rPr>
-      </w:pPr>
-      <w:r>
-        <w:rPr>
-          <w:rFonts w:ascii="Arial" w:hAnsi="Arial"/>
-          <w:b w:val="false"/>
-          <w:bCs w:val="false"/>
-          <w:sz w:val="24"/>
-          <w:szCs w:val="24"/>
-        </w:rPr>
-        <w:t xml:space="preserve">[3_49:67] </w:t>
-      </w:r>
-      <w:r>
-        <w:rPr>
-          <w:rFonts w:ascii="Arial" w:hAnsi="Arial"/>
-          <w:sz w:val="24"/>
-          <w:szCs w:val="24"/>
-        </w:rPr>
-        <w:t xml:space="preserve">But why talk I, when no one hath MINE ears! It is still an hour too early for me here. </w:t>
-      </w:r>
-    </w:p>
-    <w:p>
-      <w:pPr>
-        <w:pStyle w:val="BodyText"/>
-        <w:spacing w:lineRule="auto" w:line="278" w:before="0" w:after="160"/>
-        <w:rPr>
-          <w:rFonts w:ascii="Arial" w:hAnsi="Arial"/>
-        </w:rPr>
-      </w:pPr>
-      <w:r>
-        <w:rPr>
-          <w:rFonts w:ascii="Arial" w:hAnsi="Arial"/>
-          <w:b w:val="false"/>
-          <w:bCs w:val="false"/>
-          <w:sz w:val="24"/>
-          <w:szCs w:val="24"/>
-        </w:rPr>
-        <w:t xml:space="preserve">[3_49:68] </w:t>
-      </w:r>
-      <w:r>
-        <w:rPr>
-          <w:rFonts w:ascii="Arial" w:hAnsi="Arial"/>
-          <w:sz w:val="24"/>
-          <w:szCs w:val="24"/>
-        </w:rPr>
-        <w:t xml:space="preserve">Mine own forerunner am I among this people, mine own cockcrow in dark lanes. </w:t>
-      </w:r>
-    </w:p>
-    <w:p>
-      <w:pPr>
-        <w:pStyle w:val="BodyText"/>
-        <w:spacing w:lineRule="auto" w:line="278" w:before="0" w:after="160"/>
-        <w:rPr>
-          <w:rFonts w:ascii="Arial" w:hAnsi="Arial"/>
-        </w:rPr>
-      </w:pPr>
-      <w:r>
-        <w:rPr>
-          <w:rFonts w:ascii="Arial" w:hAnsi="Arial"/>
-          <w:b w:val="false"/>
-          <w:bCs w:val="false"/>
-          <w:sz w:val="24"/>
-          <w:szCs w:val="24"/>
-        </w:rPr>
-        <w:t xml:space="preserve">[3_49:69] </w:t>
-      </w:r>
-      <w:r>
-        <w:rPr>
-          <w:rFonts w:ascii="Arial" w:hAnsi="Arial"/>
-          <w:sz w:val="24"/>
-          <w:szCs w:val="24"/>
-        </w:rPr>
-        <w:t xml:space="preserve">But THEIR hour cometh! And there cometh also mine! Hourly do they become smaller, poorer, unfruitfuller,—poor herbs! poor earth! </w:t>
+        <w:t xml:space="preserve">The townsfolk and Zarathustra’s countdown run in tandem. Even by the hour the bedwarfing virtue acts on them. The image of herbs and earth are one of depletion, that is losing the ability to support any fruit. Next line,   </w:t>
+      </w:r>
+    </w:p>
+    <w:p>
+      <w:pPr>
+        <w:pStyle w:val="BodyText"/>
+        <w:spacing w:lineRule="auto" w:line="278" w:before="0" w:after="160"/>
+        <w:rPr>
+          <w:rFonts w:ascii="Arial" w:hAnsi="Arial"/>
+          <w:sz w:val="24"/>
+          <w:szCs w:val="24"/>
+        </w:rPr>
+      </w:pPr>
+      <w:r>
+        <w:rPr>
+          <w:rFonts w:ascii="Arial" w:hAnsi="Arial"/>
+          <w:sz w:val="24"/>
+          <w:szCs w:val="24"/>
+        </w:rPr>
       </w:r>
     </w:p>
     <w:p>
@@ -8367,6 +8523,54 @@
           <w:sz w:val="24"/>
           <w:szCs w:val="24"/>
         </w:rPr>
+        <w:tab/>
+        <w:t xml:space="preserve">Zarathustra being a bit of a </w:t>
+      </w:r>
+      <w:r>
+        <w:rPr>
+          <w:rFonts w:ascii="Arial" w:hAnsi="Arial"/>
+        </w:rPr>
+        <w:t>megalomaniac here. Eventually the townsfolk undifferentiated, reduced from beings with agency to combustible matter swaying with every breeze. In that state they will become bored of what they are wishing to not live like this but to go out in a blaze. The comfort driven life demanded a nihilistic destructive escape to feel anything at all. Next line,</w:t>
+      </w:r>
+    </w:p>
+    <w:p>
+      <w:pPr>
+        <w:pStyle w:val="BodyText"/>
+        <w:spacing w:lineRule="auto" w:line="278" w:before="0" w:after="160"/>
+        <w:rPr>
+          <w:rFonts w:ascii="Arial" w:hAnsi="Arial"/>
+          <w:b w:val="false"/>
+          <w:bCs w:val="false"/>
+          <w:sz w:val="24"/>
+          <w:szCs w:val="24"/>
+        </w:rPr>
+      </w:pPr>
+      <w:r>
+        <w:rPr>
+          <w:rFonts w:ascii="Arial" w:hAnsi="Arial"/>
+          <w:b w:val="false"/>
+          <w:bCs w:val="false"/>
+          <w:sz w:val="24"/>
+          <w:szCs w:val="24"/>
+        </w:rPr>
+      </w:r>
+    </w:p>
+    <w:p>
+      <w:pPr>
+        <w:pStyle w:val="BodyText"/>
+        <w:spacing w:lineRule="auto" w:line="278" w:before="0" w:after="160"/>
+        <w:rPr>
+          <w:rFonts w:ascii="Arial" w:hAnsi="Arial"/>
+        </w:rPr>
+      </w:pPr>
+      <w:r>
+        <w:rPr>
+          <w:rFonts w:ascii="Arial" w:hAnsi="Arial"/>
+          <w:b w:val="false"/>
+          <w:bCs w:val="false"/>
+          <w:sz w:val="24"/>
+          <w:szCs w:val="24"/>
+        </w:rPr>
         <w:t xml:space="preserve">[3_49:71] </w:t>
       </w:r>
       <w:r>
@@ -8384,6 +8588,52 @@
         <w:spacing w:lineRule="auto" w:line="278" w:before="0" w:after="160"/>
         <w:rPr>
           <w:rFonts w:ascii="Arial" w:hAnsi="Arial"/>
+          <w:b w:val="false"/>
+          <w:bCs w:val="false"/>
+          <w:sz w:val="24"/>
+          <w:szCs w:val="24"/>
+        </w:rPr>
+      </w:pPr>
+      <w:r>
+        <w:rPr>
+          <w:rFonts w:ascii="Arial" w:hAnsi="Arial"/>
+          <w:b w:val="false"/>
+          <w:bCs w:val="false"/>
+          <w:sz w:val="24"/>
+          <w:szCs w:val="24"/>
+        </w:rPr>
+        <w:tab/>
+        <w:t>Blessed hour of the lighting. The sudden eruption of energy. The opposite of steady ticktock time. The mystery before the noontide, the moment right before the sun is at the highest point and shadows vanish. At that moment he will turn them into ifuel for such a fire. Next line,</w:t>
+      </w:r>
+    </w:p>
+    <w:p>
+      <w:pPr>
+        <w:pStyle w:val="BodyText"/>
+        <w:spacing w:lineRule="auto" w:line="278" w:before="0" w:after="160"/>
+        <w:rPr>
+          <w:rFonts w:ascii="Arial" w:hAnsi="Arial"/>
+          <w:b w:val="false"/>
+          <w:bCs w:val="false"/>
+          <w:sz w:val="24"/>
+          <w:szCs w:val="24"/>
+        </w:rPr>
+      </w:pPr>
+      <w:r>
+        <w:rPr>
+          <w:rFonts w:ascii="Arial" w:hAnsi="Arial"/>
+          <w:b w:val="false"/>
+          <w:bCs w:val="false"/>
+          <w:sz w:val="24"/>
+          <w:szCs w:val="24"/>
+        </w:rPr>
+      </w:r>
+    </w:p>
+    <w:p>
+      <w:pPr>
+        <w:pStyle w:val="BodyText"/>
+        <w:spacing w:lineRule="auto" w:line="278" w:before="0" w:after="160"/>
+        <w:rPr>
+          <w:rFonts w:ascii="Arial" w:hAnsi="Arial"/>
         </w:rPr>
       </w:pPr>
       <w:r>
@@ -8411,6 +8661,44 @@
         <w:spacing w:lineRule="auto" w:line="278" w:before="0" w:after="160"/>
         <w:rPr>
           <w:rFonts w:ascii="Arial" w:hAnsi="Arial"/>
+          <w:sz w:val="24"/>
+          <w:szCs w:val="24"/>
+        </w:rPr>
+      </w:pPr>
+      <w:r>
+        <w:rPr>
+          <w:rFonts w:ascii="Arial" w:hAnsi="Arial"/>
+          <w:sz w:val="24"/>
+          <w:szCs w:val="24"/>
+        </w:rPr>
+        <w:tab/>
+        <w:t>Thus the arc is complete. The townsfolk who did not have time for him, who rejected him, who shrank and shrank and shrank will one day desire his fire. He will oblige and they shall become his heralds. The heralds who proclaim the kingdom of god, but instead the great noontide of the godless. Next line,</w:t>
+      </w:r>
+    </w:p>
+    <w:p>
+      <w:pPr>
+        <w:pStyle w:val="BodyText"/>
+        <w:spacing w:lineRule="auto" w:line="278" w:before="0" w:after="160"/>
+        <w:rPr>
+          <w:rFonts w:ascii="Arial" w:hAnsi="Arial"/>
+          <w:sz w:val="24"/>
+          <w:szCs w:val="24"/>
+        </w:rPr>
+      </w:pPr>
+      <w:r>
+        <w:rPr>
+          <w:rFonts w:ascii="Arial" w:hAnsi="Arial"/>
+          <w:sz w:val="24"/>
+          <w:szCs w:val="24"/>
+        </w:rPr>
+      </w:r>
+    </w:p>
+    <w:p>
+      <w:pPr>
+        <w:pStyle w:val="BodyText"/>
+        <w:spacing w:lineRule="auto" w:line="278" w:before="0" w:after="160"/>
+        <w:rPr>
+          <w:rFonts w:ascii="Arial" w:hAnsi="Arial"/>
         </w:rPr>
       </w:pPr>
       <w:r>
@@ -8438,6 +8726,24 @@
         <w:spacing w:lineRule="auto" w:line="278" w:before="0" w:after="160"/>
         <w:rPr>
           <w:rFonts w:ascii="Arial" w:hAnsi="Arial"/>
+        </w:rPr>
+      </w:pPr>
+      <w:r>
+        <w:rPr>
+          <w:rFonts w:ascii="Arial" w:hAnsi="Arial"/>
+          <w:sz w:val="24"/>
+          <w:szCs w:val="24"/>
+        </w:rPr>
+        <w:tab/>
+        <w:t>Traditional ending of the section.</w:t>
+      </w:r>
+    </w:p>
+    <w:p>
+      <w:pPr>
+        <w:pStyle w:val="BodyText"/>
+        <w:spacing w:lineRule="auto" w:line="278" w:before="0" w:after="160"/>
+        <w:rPr>
+          <w:rFonts w:ascii="Arial" w:hAnsi="Arial"/>
           <w:sz w:val="24"/>
           <w:szCs w:val="24"/>
         </w:rPr>
@@ -8543,7 +8849,7 @@
           <w:sz w:val="24"/>
           <w:szCs w:val="24"/>
         </w:rPr>
-        <w:footnoteReference w:id="18"/>
+        <w:footnoteReference w:id="19"/>
       </w:r>
     </w:p>
     <w:p>
@@ -8611,870 +8917,6 @@
       <w:r>
         <w:rPr>
           <w:rFonts w:ascii="Arial" w:hAnsi="Arial"/>
-          <w:sz w:val="24"/>
-          <w:szCs w:val="24"/>
-        </w:rPr>
-      </w:r>
-    </w:p>
-    <w:p>
-      <w:pPr>
-        <w:pStyle w:val="BodyText"/>
-        <w:spacing w:lineRule="auto" w:line="278" w:before="0" w:after="160"/>
-        <w:rPr>
-          <w:rFonts w:ascii="Arial" w:hAnsi="Arial"/>
-        </w:rPr>
-      </w:pPr>
-      <w:r>
-        <w:rPr>
-          <w:rFonts w:ascii="Arial" w:hAnsi="Arial"/>
-          <w:sz w:val="24"/>
-          <w:szCs w:val="24"/>
-        </w:rPr>
-        <w:tab/>
-      </w:r>
-    </w:p>
-    <w:p>
-      <w:pPr>
-        <w:pStyle w:val="BodyText"/>
-        <w:spacing w:lineRule="auto" w:line="278" w:before="0" w:after="160"/>
-        <w:rPr>
-          <w:rFonts w:ascii="Arial" w:hAnsi="Arial"/>
-        </w:rPr>
-      </w:pPr>
-      <w:r>
-        <w:rPr>
-          <w:rFonts w:ascii="Arial" w:hAnsi="Arial"/>
-          <w:sz w:val="24"/>
-          <w:szCs w:val="24"/>
-        </w:rPr>
-        <w:t xml:space="preserve"> </w:t>
-      </w:r>
-    </w:p>
-    <w:p>
-      <w:pPr>
-        <w:pStyle w:val="BodyText"/>
-        <w:spacing w:lineRule="auto" w:line="278" w:before="0" w:after="160"/>
-        <w:rPr>
-          <w:rFonts w:ascii="Arial" w:hAnsi="Arial"/>
-        </w:rPr>
-      </w:pPr>
-      <w:r>
-        <w:rPr>
-          <w:rFonts w:ascii="Arial" w:hAnsi="Arial"/>
-          <w:sz w:val="24"/>
-          <w:szCs w:val="24"/>
-        </w:rPr>
-        <w:tab/>
-      </w:r>
-    </w:p>
-    <w:p>
-      <w:pPr>
-        <w:pStyle w:val="BodyText"/>
-        <w:spacing w:lineRule="auto" w:line="278" w:before="0" w:after="160"/>
-        <w:rPr>
-          <w:rFonts w:ascii="Arial" w:hAnsi="Arial"/>
-        </w:rPr>
-      </w:pPr>
-      <w:r>
-        <w:rPr>
-          <w:rFonts w:ascii="Arial" w:hAnsi="Arial"/>
-          <w:sz w:val="24"/>
-          <w:szCs w:val="24"/>
-        </w:rPr>
-        <w:t xml:space="preserve"> </w:t>
-      </w:r>
-    </w:p>
-    <w:p>
-      <w:pPr>
-        <w:pStyle w:val="BodyText"/>
-        <w:spacing w:lineRule="auto" w:line="278" w:before="0" w:after="160"/>
-        <w:rPr>
-          <w:rFonts w:ascii="Arial" w:hAnsi="Arial"/>
-          <w:sz w:val="24"/>
-          <w:szCs w:val="24"/>
-        </w:rPr>
-      </w:pPr>
-      <w:r>
-        <w:rPr>
-          <w:rFonts w:ascii="Arial" w:hAnsi="Arial"/>
-          <w:sz w:val="24"/>
-          <w:szCs w:val="24"/>
-        </w:rPr>
-      </w:r>
-    </w:p>
-    <w:p>
-      <w:pPr>
-        <w:pStyle w:val="BodyText"/>
-        <w:spacing w:lineRule="auto" w:line="278" w:before="0" w:after="160"/>
-        <w:rPr>
-          <w:rFonts w:ascii="Arial" w:hAnsi="Arial"/>
-          <w:sz w:val="24"/>
-          <w:szCs w:val="24"/>
-        </w:rPr>
-      </w:pPr>
-      <w:r>
-        <w:rPr>
-          <w:rFonts w:ascii="Arial" w:hAnsi="Arial"/>
-          <w:sz w:val="24"/>
-          <w:szCs w:val="24"/>
-        </w:rPr>
-      </w:r>
-    </w:p>
-    <w:p>
-      <w:pPr>
-        <w:pStyle w:val="BodyText"/>
-        <w:spacing w:lineRule="auto" w:line="278" w:before="0" w:after="160"/>
-        <w:rPr>
-          <w:rFonts w:ascii="Arial" w:hAnsi="Arial"/>
-          <w:sz w:val="24"/>
-          <w:szCs w:val="24"/>
-        </w:rPr>
-      </w:pPr>
-      <w:r>
-        <w:rPr>
-          <w:rFonts w:ascii="Arial" w:hAnsi="Arial"/>
-          <w:sz w:val="24"/>
-          <w:szCs w:val="24"/>
-        </w:rPr>
-      </w:r>
-    </w:p>
-    <w:p>
-      <w:pPr>
-        <w:pStyle w:val="BodyText"/>
-        <w:spacing w:lineRule="auto" w:line="278" w:before="0" w:after="160"/>
-        <w:rPr>
-          <w:rFonts w:ascii="Arial" w:hAnsi="Arial"/>
-          <w:sz w:val="24"/>
-          <w:szCs w:val="24"/>
-        </w:rPr>
-      </w:pPr>
-      <w:r>
-        <w:rPr>
-          <w:rFonts w:ascii="Arial" w:hAnsi="Arial"/>
-          <w:sz w:val="24"/>
-          <w:szCs w:val="24"/>
-        </w:rPr>
-      </w:r>
-    </w:p>
-    <w:p>
-      <w:pPr>
-        <w:pStyle w:val="BodyText"/>
-        <w:spacing w:lineRule="auto" w:line="278" w:before="0" w:after="160"/>
-        <w:rPr>
-          <w:rFonts w:ascii="Arial" w:hAnsi="Arial"/>
-          <w:sz w:val="24"/>
-          <w:szCs w:val="24"/>
-        </w:rPr>
-      </w:pPr>
-      <w:r>
-        <w:rPr>
-          <w:rFonts w:ascii="Arial" w:hAnsi="Arial"/>
-          <w:sz w:val="24"/>
-          <w:szCs w:val="24"/>
-        </w:rPr>
-      </w:r>
-    </w:p>
-    <w:p>
-      <w:pPr>
-        <w:pStyle w:val="BodyText"/>
-        <w:spacing w:lineRule="auto" w:line="278" w:before="0" w:after="160"/>
-        <w:rPr>
-          <w:rFonts w:ascii="Arial" w:hAnsi="Arial"/>
-          <w:sz w:val="24"/>
-          <w:szCs w:val="24"/>
-        </w:rPr>
-      </w:pPr>
-      <w:r>
-        <w:rPr>
-          <w:rFonts w:ascii="Arial" w:hAnsi="Arial"/>
-          <w:sz w:val="24"/>
-          <w:szCs w:val="24"/>
-        </w:rPr>
-      </w:r>
-    </w:p>
-    <w:p>
-      <w:pPr>
-        <w:pStyle w:val="BodyText"/>
-        <w:spacing w:lineRule="auto" w:line="278" w:before="0" w:after="160"/>
-        <w:rPr>
-          <w:rFonts w:ascii="Arial" w:hAnsi="Arial"/>
-          <w:sz w:val="24"/>
-          <w:szCs w:val="24"/>
-        </w:rPr>
-      </w:pPr>
-      <w:r>
-        <w:rPr>
-          <w:rFonts w:ascii="Arial" w:hAnsi="Arial"/>
-          <w:sz w:val="24"/>
-          <w:szCs w:val="24"/>
-        </w:rPr>
-      </w:r>
-    </w:p>
-    <w:p>
-      <w:pPr>
-        <w:pStyle w:val="BodyText"/>
-        <w:spacing w:lineRule="auto" w:line="278" w:before="0" w:after="160"/>
-        <w:rPr>
-          <w:rFonts w:ascii="Arial" w:hAnsi="Arial"/>
-          <w:sz w:val="24"/>
-          <w:szCs w:val="24"/>
-        </w:rPr>
-      </w:pPr>
-      <w:r>
-        <w:rPr>
-          <w:rFonts w:ascii="Arial" w:hAnsi="Arial"/>
-          <w:sz w:val="24"/>
-          <w:szCs w:val="24"/>
-        </w:rPr>
-      </w:r>
-    </w:p>
-    <w:p>
-      <w:pPr>
-        <w:pStyle w:val="BodyText"/>
-        <w:spacing w:lineRule="auto" w:line="278" w:before="0" w:after="160"/>
-        <w:rPr>
-          <w:rFonts w:ascii="Arial" w:hAnsi="Arial"/>
-          <w:sz w:val="24"/>
-          <w:szCs w:val="24"/>
-        </w:rPr>
-      </w:pPr>
-      <w:r>
-        <w:rPr>
-          <w:rFonts w:ascii="Arial" w:hAnsi="Arial"/>
-          <w:sz w:val="24"/>
-          <w:szCs w:val="24"/>
-        </w:rPr>
-      </w:r>
-    </w:p>
-    <w:p>
-      <w:pPr>
-        <w:pStyle w:val="BodyText"/>
-        <w:spacing w:lineRule="auto" w:line="278" w:before="0" w:after="160"/>
-        <w:rPr>
-          <w:rFonts w:ascii="Arial" w:hAnsi="Arial"/>
-          <w:sz w:val="24"/>
-          <w:szCs w:val="24"/>
-        </w:rPr>
-      </w:pPr>
-      <w:r>
-        <w:rPr>
-          <w:rFonts w:ascii="Arial" w:hAnsi="Arial"/>
-          <w:sz w:val="24"/>
-          <w:szCs w:val="24"/>
-        </w:rPr>
-      </w:r>
-    </w:p>
-    <w:p>
-      <w:pPr>
-        <w:pStyle w:val="BodyText"/>
-        <w:spacing w:lineRule="auto" w:line="278" w:before="0" w:after="160"/>
-        <w:rPr>
-          <w:rFonts w:ascii="Arial" w:hAnsi="Arial"/>
-          <w:b w:val="false"/>
-          <w:bCs w:val="false"/>
-          <w:sz w:val="24"/>
-          <w:szCs w:val="24"/>
-        </w:rPr>
-      </w:pPr>
-      <w:r>
-        <w:rPr>
-          <w:rFonts w:ascii="Arial" w:hAnsi="Arial"/>
-          <w:b w:val="false"/>
-          <w:bCs w:val="false"/>
-          <w:sz w:val="24"/>
-          <w:szCs w:val="24"/>
-        </w:rPr>
-      </w:r>
-    </w:p>
-    <w:p>
-      <w:pPr>
-        <w:pStyle w:val="BodyText"/>
-        <w:spacing w:lineRule="auto" w:line="278" w:before="0" w:after="160"/>
-        <w:rPr>
-          <w:rFonts w:ascii="Arial" w:hAnsi="Arial"/>
-          <w:b w:val="false"/>
-          <w:bCs w:val="false"/>
-          <w:sz w:val="24"/>
-          <w:szCs w:val="24"/>
-        </w:rPr>
-      </w:pPr>
-      <w:r>
-        <w:rPr>
-          <w:rFonts w:ascii="Arial" w:hAnsi="Arial"/>
-          <w:b w:val="false"/>
-          <w:bCs w:val="false"/>
-          <w:sz w:val="24"/>
-          <w:szCs w:val="24"/>
-        </w:rPr>
-      </w:r>
-    </w:p>
-    <w:p>
-      <w:pPr>
-        <w:pStyle w:val="BodyText"/>
-        <w:spacing w:lineRule="auto" w:line="278" w:before="0" w:after="160"/>
-        <w:rPr>
-          <w:rFonts w:ascii="Arial" w:hAnsi="Arial"/>
-          <w:b w:val="false"/>
-          <w:bCs w:val="false"/>
-          <w:sz w:val="24"/>
-          <w:szCs w:val="24"/>
-        </w:rPr>
-      </w:pPr>
-      <w:r>
-        <w:rPr>
-          <w:rFonts w:ascii="Arial" w:hAnsi="Arial"/>
-          <w:b w:val="false"/>
-          <w:bCs w:val="false"/>
-          <w:sz w:val="24"/>
-          <w:szCs w:val="24"/>
-        </w:rPr>
-      </w:r>
-    </w:p>
-    <w:p>
-      <w:pPr>
-        <w:pStyle w:val="BodyText"/>
-        <w:spacing w:lineRule="auto" w:line="278" w:before="0" w:after="160"/>
-        <w:rPr>
-          <w:rFonts w:ascii="Arial" w:hAnsi="Arial"/>
-          <w:b w:val="false"/>
-          <w:bCs w:val="false"/>
-          <w:sz w:val="24"/>
-          <w:szCs w:val="24"/>
-        </w:rPr>
-      </w:pPr>
-      <w:r>
-        <w:rPr>
-          <w:rFonts w:ascii="Arial" w:hAnsi="Arial"/>
-          <w:b w:val="false"/>
-          <w:bCs w:val="false"/>
-          <w:sz w:val="24"/>
-          <w:szCs w:val="24"/>
-        </w:rPr>
-      </w:r>
-    </w:p>
-    <w:p>
-      <w:pPr>
-        <w:pStyle w:val="BodyText"/>
-        <w:spacing w:lineRule="auto" w:line="278" w:before="0" w:after="160"/>
-        <w:rPr>
-          <w:rFonts w:ascii="Arial" w:hAnsi="Arial"/>
-          <w:b w:val="false"/>
-          <w:bCs w:val="false"/>
-          <w:sz w:val="24"/>
-          <w:szCs w:val="24"/>
-        </w:rPr>
-      </w:pPr>
-      <w:r>
-        <w:rPr>
-          <w:rFonts w:ascii="Arial" w:hAnsi="Arial"/>
-          <w:b w:val="false"/>
-          <w:bCs w:val="false"/>
-          <w:sz w:val="24"/>
-          <w:szCs w:val="24"/>
-        </w:rPr>
-      </w:r>
-    </w:p>
-    <w:p>
-      <w:pPr>
-        <w:pStyle w:val="BodyText"/>
-        <w:spacing w:lineRule="auto" w:line="278" w:before="0" w:after="160"/>
-        <w:rPr>
-          <w:rFonts w:ascii="Arial" w:hAnsi="Arial"/>
-          <w:b w:val="false"/>
-          <w:bCs w:val="false"/>
-          <w:sz w:val="24"/>
-          <w:szCs w:val="24"/>
-        </w:rPr>
-      </w:pPr>
-      <w:r>
-        <w:rPr>
-          <w:rFonts w:ascii="Arial" w:hAnsi="Arial"/>
-          <w:b w:val="false"/>
-          <w:bCs w:val="false"/>
-          <w:sz w:val="24"/>
-          <w:szCs w:val="24"/>
-        </w:rPr>
-      </w:r>
-    </w:p>
-    <w:p>
-      <w:pPr>
-        <w:pStyle w:val="BodyText"/>
-        <w:spacing w:lineRule="auto" w:line="278" w:before="0" w:after="160"/>
-        <w:rPr>
-          <w:rFonts w:ascii="Arial" w:hAnsi="Arial"/>
-          <w:b w:val="false"/>
-          <w:bCs w:val="false"/>
-          <w:sz w:val="24"/>
-          <w:szCs w:val="24"/>
-        </w:rPr>
-      </w:pPr>
-      <w:r>
-        <w:rPr>
-          <w:rFonts w:ascii="Arial" w:hAnsi="Arial"/>
-          <w:b w:val="false"/>
-          <w:bCs w:val="false"/>
-          <w:sz w:val="24"/>
-          <w:szCs w:val="24"/>
-        </w:rPr>
-      </w:r>
-    </w:p>
-    <w:p>
-      <w:pPr>
-        <w:pStyle w:val="BodyText"/>
-        <w:spacing w:lineRule="auto" w:line="278" w:before="0" w:after="160"/>
-        <w:rPr>
-          <w:rFonts w:ascii="Arial" w:hAnsi="Arial"/>
-          <w:b w:val="false"/>
-          <w:bCs w:val="false"/>
-          <w:sz w:val="24"/>
-          <w:szCs w:val="24"/>
-        </w:rPr>
-      </w:pPr>
-      <w:r>
-        <w:rPr>
-          <w:rFonts w:ascii="Arial" w:hAnsi="Arial"/>
-          <w:b w:val="false"/>
-          <w:bCs w:val="false"/>
-          <w:sz w:val="24"/>
-          <w:szCs w:val="24"/>
-        </w:rPr>
-      </w:r>
-    </w:p>
-    <w:p>
-      <w:pPr>
-        <w:pStyle w:val="BodyText"/>
-        <w:spacing w:lineRule="auto" w:line="278" w:before="0" w:after="160"/>
-        <w:rPr>
-          <w:rFonts w:ascii="Arial" w:hAnsi="Arial"/>
-          <w:b w:val="false"/>
-          <w:bCs w:val="false"/>
-          <w:sz w:val="24"/>
-          <w:szCs w:val="24"/>
-        </w:rPr>
-      </w:pPr>
-      <w:r>
-        <w:rPr>
-          <w:rFonts w:ascii="Arial" w:hAnsi="Arial"/>
-          <w:b w:val="false"/>
-          <w:bCs w:val="false"/>
-          <w:sz w:val="24"/>
-          <w:szCs w:val="24"/>
-        </w:rPr>
-      </w:r>
-    </w:p>
-    <w:p>
-      <w:pPr>
-        <w:pStyle w:val="BodyText"/>
-        <w:spacing w:lineRule="auto" w:line="278" w:before="0" w:after="160"/>
-        <w:rPr>
-          <w:rFonts w:ascii="Arial" w:hAnsi="Arial"/>
-          <w:b w:val="false"/>
-          <w:bCs w:val="false"/>
-          <w:sz w:val="24"/>
-          <w:szCs w:val="24"/>
-        </w:rPr>
-      </w:pPr>
-      <w:r>
-        <w:rPr>
-          <w:rFonts w:ascii="Arial" w:hAnsi="Arial"/>
-          <w:b w:val="false"/>
-          <w:bCs w:val="false"/>
-          <w:sz w:val="24"/>
-          <w:szCs w:val="24"/>
-        </w:rPr>
-      </w:r>
-    </w:p>
-    <w:p>
-      <w:pPr>
-        <w:pStyle w:val="BodyText"/>
-        <w:spacing w:lineRule="auto" w:line="278" w:before="0" w:after="160"/>
-        <w:rPr>
-          <w:rFonts w:ascii="Arial" w:hAnsi="Arial"/>
-          <w:b w:val="false"/>
-          <w:bCs w:val="false"/>
-          <w:sz w:val="24"/>
-          <w:szCs w:val="24"/>
-        </w:rPr>
-      </w:pPr>
-      <w:r>
-        <w:rPr>
-          <w:rFonts w:ascii="Arial" w:hAnsi="Arial"/>
-          <w:b w:val="false"/>
-          <w:bCs w:val="false"/>
-          <w:sz w:val="24"/>
-          <w:szCs w:val="24"/>
-        </w:rPr>
-      </w:r>
-    </w:p>
-    <w:p>
-      <w:pPr>
-        <w:pStyle w:val="BodyText"/>
-        <w:spacing w:lineRule="auto" w:line="278" w:before="0" w:after="160"/>
-        <w:rPr>
-          <w:rFonts w:ascii="Arial" w:hAnsi="Arial"/>
-          <w:b w:val="false"/>
-          <w:bCs w:val="false"/>
-          <w:sz w:val="24"/>
-          <w:szCs w:val="24"/>
-        </w:rPr>
-      </w:pPr>
-      <w:r>
-        <w:rPr>
-          <w:rFonts w:ascii="Arial" w:hAnsi="Arial"/>
-          <w:b w:val="false"/>
-          <w:bCs w:val="false"/>
-          <w:sz w:val="24"/>
-          <w:szCs w:val="24"/>
-        </w:rPr>
-      </w:r>
-    </w:p>
-    <w:p>
-      <w:pPr>
-        <w:pStyle w:val="BodyText"/>
-        <w:spacing w:lineRule="auto" w:line="278" w:before="0" w:after="160"/>
-        <w:rPr>
-          <w:rFonts w:ascii="Arial" w:hAnsi="Arial"/>
-          <w:b w:val="false"/>
-          <w:bCs w:val="false"/>
-          <w:sz w:val="24"/>
-          <w:szCs w:val="24"/>
-        </w:rPr>
-      </w:pPr>
-      <w:r>
-        <w:rPr>
-          <w:rFonts w:ascii="Arial" w:hAnsi="Arial"/>
-          <w:b w:val="false"/>
-          <w:bCs w:val="false"/>
-          <w:sz w:val="24"/>
-          <w:szCs w:val="24"/>
-        </w:rPr>
-      </w:r>
-    </w:p>
-    <w:p>
-      <w:pPr>
-        <w:pStyle w:val="BodyText"/>
-        <w:spacing w:lineRule="auto" w:line="278" w:before="0" w:after="160"/>
-        <w:rPr>
-          <w:rFonts w:ascii="Arial" w:hAnsi="Arial"/>
-          <w:b w:val="false"/>
-          <w:bCs w:val="false"/>
-          <w:sz w:val="24"/>
-          <w:szCs w:val="24"/>
-        </w:rPr>
-      </w:pPr>
-      <w:r>
-        <w:rPr>
-          <w:rFonts w:ascii="Arial" w:hAnsi="Arial"/>
-          <w:b w:val="false"/>
-          <w:bCs w:val="false"/>
-          <w:sz w:val="24"/>
-          <w:szCs w:val="24"/>
-        </w:rPr>
-      </w:r>
-    </w:p>
-    <w:p>
-      <w:pPr>
-        <w:pStyle w:val="BodyText"/>
-        <w:spacing w:lineRule="auto" w:line="278" w:before="0" w:after="160"/>
-        <w:rPr>
-          <w:rFonts w:ascii="Arial" w:hAnsi="Arial"/>
-          <w:b w:val="false"/>
-          <w:bCs w:val="false"/>
-          <w:sz w:val="24"/>
-          <w:szCs w:val="24"/>
-        </w:rPr>
-      </w:pPr>
-      <w:r>
-        <w:rPr>
-          <w:rFonts w:ascii="Arial" w:hAnsi="Arial"/>
-          <w:b w:val="false"/>
-          <w:bCs w:val="false"/>
-          <w:sz w:val="24"/>
-          <w:szCs w:val="24"/>
-        </w:rPr>
-      </w:r>
-    </w:p>
-    <w:p>
-      <w:pPr>
-        <w:pStyle w:val="BodyText"/>
-        <w:spacing w:lineRule="auto" w:line="278" w:before="0" w:after="160"/>
-        <w:rPr>
-          <w:rFonts w:ascii="Arial" w:hAnsi="Arial"/>
-          <w:b w:val="false"/>
-          <w:bCs w:val="false"/>
-          <w:sz w:val="24"/>
-          <w:szCs w:val="24"/>
-        </w:rPr>
-      </w:pPr>
-      <w:r>
-        <w:rPr>
-          <w:rFonts w:ascii="Arial" w:hAnsi="Arial"/>
-          <w:b w:val="false"/>
-          <w:bCs w:val="false"/>
-          <w:sz w:val="24"/>
-          <w:szCs w:val="24"/>
-        </w:rPr>
-      </w:r>
-    </w:p>
-    <w:p>
-      <w:pPr>
-        <w:pStyle w:val="BodyText"/>
-        <w:spacing w:lineRule="auto" w:line="278" w:before="0" w:after="160"/>
-        <w:rPr>
-          <w:rFonts w:ascii="Arial" w:hAnsi="Arial"/>
-          <w:b w:val="false"/>
-          <w:bCs w:val="false"/>
-          <w:sz w:val="24"/>
-          <w:szCs w:val="24"/>
-        </w:rPr>
-      </w:pPr>
-      <w:r>
-        <w:rPr>
-          <w:rFonts w:ascii="Arial" w:hAnsi="Arial"/>
-          <w:b w:val="false"/>
-          <w:bCs w:val="false"/>
-          <w:sz w:val="24"/>
-          <w:szCs w:val="24"/>
-        </w:rPr>
-      </w:r>
-    </w:p>
-    <w:p>
-      <w:pPr>
-        <w:pStyle w:val="BodyText"/>
-        <w:spacing w:lineRule="auto" w:line="278" w:before="0" w:after="160"/>
-        <w:rPr>
-          <w:rFonts w:ascii="Arial" w:hAnsi="Arial"/>
-          <w:b w:val="false"/>
-          <w:bCs w:val="false"/>
-          <w:sz w:val="24"/>
-          <w:szCs w:val="24"/>
-        </w:rPr>
-      </w:pPr>
-      <w:r>
-        <w:rPr>
-          <w:rFonts w:ascii="Arial" w:hAnsi="Arial"/>
-          <w:b w:val="false"/>
-          <w:bCs w:val="false"/>
-          <w:sz w:val="24"/>
-          <w:szCs w:val="24"/>
-        </w:rPr>
-      </w:r>
-    </w:p>
-    <w:p>
-      <w:pPr>
-        <w:pStyle w:val="BodyText"/>
-        <w:spacing w:lineRule="auto" w:line="278" w:before="0" w:after="160"/>
-        <w:rPr>
-          <w:rFonts w:ascii="Arial" w:hAnsi="Arial"/>
-          <w:b w:val="false"/>
-          <w:bCs w:val="false"/>
-          <w:sz w:val="24"/>
-          <w:szCs w:val="24"/>
-        </w:rPr>
-      </w:pPr>
-      <w:r>
-        <w:rPr>
-          <w:rFonts w:ascii="Arial" w:hAnsi="Arial"/>
-          <w:b w:val="false"/>
-          <w:bCs w:val="false"/>
-          <w:sz w:val="24"/>
-          <w:szCs w:val="24"/>
-        </w:rPr>
-      </w:r>
-    </w:p>
-    <w:p>
-      <w:pPr>
-        <w:pStyle w:val="BodyText"/>
-        <w:spacing w:lineRule="auto" w:line="278" w:before="0" w:after="160"/>
-        <w:rPr>
-          <w:rFonts w:ascii="Arial" w:hAnsi="Arial"/>
-          <w:b w:val="false"/>
-          <w:bCs w:val="false"/>
-          <w:sz w:val="24"/>
-          <w:szCs w:val="24"/>
-        </w:rPr>
-      </w:pPr>
-      <w:r>
-        <w:rPr>
-          <w:rFonts w:ascii="Arial" w:hAnsi="Arial"/>
-          <w:b w:val="false"/>
-          <w:bCs w:val="false"/>
-          <w:sz w:val="24"/>
-          <w:szCs w:val="24"/>
-        </w:rPr>
-      </w:r>
-    </w:p>
-    <w:p>
-      <w:pPr>
-        <w:pStyle w:val="BodyText"/>
-        <w:spacing w:lineRule="auto" w:line="278" w:before="0" w:after="160"/>
-        <w:rPr>
-          <w:rFonts w:ascii="Arial" w:hAnsi="Arial"/>
-          <w:b w:val="false"/>
-          <w:bCs w:val="false"/>
-          <w:sz w:val="24"/>
-          <w:szCs w:val="24"/>
-        </w:rPr>
-      </w:pPr>
-      <w:r>
-        <w:rPr>
-          <w:rFonts w:ascii="Arial" w:hAnsi="Arial"/>
-          <w:b w:val="false"/>
-          <w:bCs w:val="false"/>
-          <w:sz w:val="24"/>
-          <w:szCs w:val="24"/>
-        </w:rPr>
-      </w:r>
-    </w:p>
-    <w:p>
-      <w:pPr>
-        <w:pStyle w:val="BodyText"/>
-        <w:spacing w:lineRule="auto" w:line="278" w:before="0" w:after="160"/>
-        <w:rPr>
-          <w:rFonts w:ascii="Arial" w:hAnsi="Arial"/>
-          <w:b w:val="false"/>
-          <w:bCs w:val="false"/>
-          <w:sz w:val="24"/>
-          <w:szCs w:val="24"/>
-        </w:rPr>
-      </w:pPr>
-      <w:r>
-        <w:rPr>
-          <w:rFonts w:ascii="Arial" w:hAnsi="Arial"/>
-          <w:b w:val="false"/>
-          <w:bCs w:val="false"/>
-          <w:sz w:val="24"/>
-          <w:szCs w:val="24"/>
-        </w:rPr>
-      </w:r>
-    </w:p>
-    <w:p>
-      <w:pPr>
-        <w:pStyle w:val="BodyText"/>
-        <w:spacing w:lineRule="auto" w:line="278" w:before="0" w:after="160"/>
-        <w:rPr>
-          <w:rFonts w:ascii="Arial" w:hAnsi="Arial"/>
-          <w:b w:val="false"/>
-          <w:bCs w:val="false"/>
-          <w:sz w:val="24"/>
-          <w:szCs w:val="24"/>
-        </w:rPr>
-      </w:pPr>
-      <w:r>
-        <w:rPr>
-          <w:rFonts w:ascii="Arial" w:hAnsi="Arial"/>
-          <w:b w:val="false"/>
-          <w:bCs w:val="false"/>
-          <w:sz w:val="24"/>
-          <w:szCs w:val="24"/>
-        </w:rPr>
-      </w:r>
-    </w:p>
-    <w:p>
-      <w:pPr>
-        <w:pStyle w:val="BodyText"/>
-        <w:spacing w:lineRule="auto" w:line="278" w:before="0" w:after="160"/>
-        <w:rPr>
-          <w:rFonts w:ascii="Arial" w:hAnsi="Arial"/>
-          <w:b w:val="false"/>
-          <w:bCs w:val="false"/>
-          <w:sz w:val="24"/>
-          <w:szCs w:val="24"/>
-        </w:rPr>
-      </w:pPr>
-      <w:r>
-        <w:rPr>
-          <w:rFonts w:ascii="Arial" w:hAnsi="Arial"/>
-          <w:b w:val="false"/>
-          <w:bCs w:val="false"/>
-          <w:sz w:val="24"/>
-          <w:szCs w:val="24"/>
-        </w:rPr>
-      </w:r>
-    </w:p>
-    <w:p>
-      <w:pPr>
-        <w:pStyle w:val="BodyText"/>
-        <w:spacing w:lineRule="auto" w:line="278" w:before="0" w:after="160"/>
-        <w:rPr>
-          <w:rFonts w:ascii="Arial" w:hAnsi="Arial"/>
-          <w:b w:val="false"/>
-          <w:bCs w:val="false"/>
-          <w:sz w:val="24"/>
-          <w:szCs w:val="24"/>
-        </w:rPr>
-      </w:pPr>
-      <w:r>
-        <w:rPr>
-          <w:rFonts w:ascii="Arial" w:hAnsi="Arial"/>
-          <w:b w:val="false"/>
-          <w:bCs w:val="false"/>
-          <w:sz w:val="24"/>
-          <w:szCs w:val="24"/>
-        </w:rPr>
-      </w:r>
-    </w:p>
-    <w:p>
-      <w:pPr>
-        <w:pStyle w:val="BodyText"/>
-        <w:spacing w:lineRule="auto" w:line="278" w:before="0" w:after="160"/>
-        <w:rPr>
-          <w:rFonts w:ascii="Arial" w:hAnsi="Arial"/>
-          <w:b w:val="false"/>
-          <w:bCs w:val="false"/>
-          <w:sz w:val="24"/>
-          <w:szCs w:val="24"/>
-        </w:rPr>
-      </w:pPr>
-      <w:r>
-        <w:rPr>
-          <w:rFonts w:ascii="Arial" w:hAnsi="Arial"/>
-          <w:b w:val="false"/>
-          <w:bCs w:val="false"/>
-          <w:sz w:val="24"/>
-          <w:szCs w:val="24"/>
-        </w:rPr>
-      </w:r>
-    </w:p>
-    <w:p>
-      <w:pPr>
-        <w:pStyle w:val="BodyText"/>
-        <w:spacing w:lineRule="auto" w:line="278" w:before="0" w:after="160"/>
-        <w:rPr>
-          <w:rFonts w:ascii="Arial" w:hAnsi="Arial"/>
-          <w:b w:val="false"/>
-          <w:bCs w:val="false"/>
-          <w:sz w:val="24"/>
-          <w:szCs w:val="24"/>
-        </w:rPr>
-      </w:pPr>
-      <w:r>
-        <w:rPr>
-          <w:rFonts w:ascii="Arial" w:hAnsi="Arial"/>
-          <w:b w:val="false"/>
-          <w:bCs w:val="false"/>
-          <w:sz w:val="24"/>
-          <w:szCs w:val="24"/>
-        </w:rPr>
-      </w:r>
-    </w:p>
-    <w:p>
-      <w:pPr>
-        <w:pStyle w:val="BodyText"/>
-        <w:spacing w:lineRule="auto" w:line="278" w:before="0" w:after="160"/>
-        <w:rPr>
-          <w:rFonts w:ascii="Arial" w:hAnsi="Arial"/>
-          <w:b w:val="false"/>
-          <w:bCs w:val="false"/>
-          <w:sz w:val="24"/>
-          <w:szCs w:val="24"/>
-        </w:rPr>
-      </w:pPr>
-      <w:r>
-        <w:rPr>
-          <w:rFonts w:ascii="Arial" w:hAnsi="Arial"/>
-          <w:b w:val="false"/>
-          <w:bCs w:val="false"/>
           <w:sz w:val="24"/>
           <w:szCs w:val="24"/>
         </w:rPr>
@@ -9518,18 +8960,18 @@
       <w:r>
         <w:rPr>
           <w:rStyle w:val="Hyperlink"/>
-          <w:sz w:val="24"/>
-          <w:szCs w:val="24"/>
-          <w:rFonts w:ascii="Arial" w:hAnsi="Arial"/>
+          <w:rFonts w:ascii="Arial" w:hAnsi="Arial"/>
+          <w:sz w:val="24"/>
+          <w:szCs w:val="24"/>
         </w:rPr>
         <w:instrText xml:space="preserve"> HYPERLINK "https://mythopedia.com/topics/oceanus/" \l "note-11"</w:instrText>
       </w:r>
       <w:r>
         <w:rPr>
           <w:rStyle w:val="Hyperlink"/>
-          <w:sz w:val="24"/>
-          <w:szCs w:val="24"/>
-          <w:rFonts w:ascii="Arial" w:hAnsi="Arial"/>
+          <w:rFonts w:ascii="Arial" w:hAnsi="Arial"/>
+          <w:sz w:val="24"/>
+          <w:szCs w:val="24"/>
         </w:rPr>
         <w:fldChar w:fldCharType="separate"/>
       </w:r>
@@ -9547,9 +8989,9 @@
       <w:r>
         <w:rPr>
           <w:rStyle w:val="Hyperlink"/>
-          <w:sz w:val="24"/>
-          <w:szCs w:val="24"/>
-          <w:rFonts w:ascii="Arial" w:hAnsi="Arial"/>
+          <w:rFonts w:ascii="Arial" w:hAnsi="Arial"/>
+          <w:sz w:val="24"/>
+          <w:szCs w:val="24"/>
         </w:rPr>
         <w:fldChar w:fldCharType="end"/>
       </w:r>
@@ -11059,6 +10501,71 @@
   <w:footnote w:id="18">
     <w:p>
       <w:pPr>
+        <w:pStyle w:val="BodyText"/>
+        <w:spacing w:lineRule="auto" w:line="278" w:before="0" w:after="0"/>
+        <w:ind w:hanging="720" w:left="720" w:right="0"/>
+        <w:rPr>
+          <w:rFonts w:ascii="Calibri" w:hAnsi="Calibri"/>
+          <w:color w:val="000000"/>
+          <w:sz w:val="27"/>
+          <w:szCs w:val="20"/>
+          <w:shd w:fill="FFFFFF" w:val="clear"/>
+        </w:rPr>
+      </w:pPr>
+      <w:r>
+        <w:rPr>
+          <w:rStyle w:val="FootnoteCharacters"/>
+        </w:rPr>
+        <w:footnoteRef/>
+      </w:r>
+      <w:r>
+        <w:rPr>
+          <w:rFonts w:ascii="Calibri" w:hAnsi="Calibri"/>
+          <w:color w:val="000000"/>
+          <w:sz w:val="27"/>
+          <w:szCs w:val="20"/>
+          <w:shd w:fill="FFFFFF" w:val="clear"/>
+        </w:rPr>
+        <w:t>Nietzsche, Friedrich Wilhelm. n.d. “The Joyful Wisdom (‘La Gaya Scienza’) Complete Works, Volume Ten.” Https://Www.gutenberg.org/Files/52124/52124-h/52124-H.htm. https://www.gutenberg.org/cache/epub/52124/pg52124-images.html.</w:t>
+      </w:r>
+    </w:p>
+    <w:p>
+      <w:pPr>
+        <w:pStyle w:val="BodyText"/>
+        <w:spacing w:lineRule="auto" w:line="278" w:before="0" w:after="160"/>
+        <w:rPr>
+          <w:color w:val="000000"/>
+          <w:sz w:val="20"/>
+          <w:szCs w:val="20"/>
+          <w:shd w:fill="FFFFFF" w:val="clear"/>
+        </w:rPr>
+      </w:pPr>
+      <w:r>
+        <w:rPr>
+          <w:color w:val="000000"/>
+          <w:sz w:val="20"/>
+          <w:szCs w:val="20"/>
+          <w:shd w:fill="FFFFFF" w:val="clear"/>
+        </w:rPr>
+        <w:t>‌</w:t>
+      </w:r>
+    </w:p>
+    <w:p>
+      <w:pPr>
+        <w:pStyle w:val="FootnoteText"/>
+        <w:suppressLineNumbers/>
+        <w:spacing w:before="0" w:after="160"/>
+        <w:ind w:hanging="340" w:left="340"/>
+        <w:rPr/>
+      </w:pPr>
+      <w:r>
+        <w:rPr/>
+      </w:r>
+    </w:p>
+  </w:footnote>
+  <w:footnote w:id="19">
+    <w:p>
+      <w:pPr>
         <w:pStyle w:val="Normal"/>
         <w:spacing w:before="0" w:after="0"/>
         <w:rPr/>
@@ -11105,12 +10612,11 @@
   <w:docDefaults>
     <w:rPrDefault>
       <w:rPr>
-        <w:rFonts w:ascii="Aptos" w:hAnsi="Aptos" w:eastAsia="Aptos" w:cs="" w:asciiTheme="minorHAnsi" w:cstheme="minorBidi" w:eastAsiaTheme="minorHAnsi" w:hAnsiTheme="minorHAnsi"/>
+        <w:rFonts w:ascii="Aptos" w:hAnsi="Aptos" w:eastAsia="Aptos" w:cs="Tahoma"/>
         <w:kern w:val="2"/>
         <w:sz w:val="24"/>
         <w:szCs w:val="24"/>
         <w:lang w:val="en-US" w:eastAsia="en-US" w:bidi="ar-SA"/>
-        <w14:ligatures w14:val="standardContextual"/>
       </w:rPr>
     </w:rPrDefault>
     <w:pPrDefault>
@@ -11119,402 +10625,24 @@
       </w:pPr>
     </w:pPrDefault>
   </w:docDefaults>
-  <w:latentStyles w:defLockedState="0" w:defUIPriority="99" w:defSemiHidden="0" w:defUnhideWhenUsed="0" w:defQFormat="0" w:count="376">
-    <w:lsdException w:name="Normal" w:uiPriority="0" w:qFormat="1"/>
-    <w:lsdException w:name="heading 1" w:uiPriority="9" w:qFormat="1"/>
-    <w:lsdException w:name="heading 2" w:uiPriority="9" w:semiHidden="1" w:unhideWhenUsed="1" w:qFormat="1"/>
-    <w:lsdException w:name="heading 3" w:uiPriority="9" w:semiHidden="1" w:unhideWhenUsed="1" w:qFormat="1"/>
-    <w:lsdException w:name="heading 4" w:uiPriority="9" w:semiHidden="1" w:unhideWhenUsed="1" w:qFormat="1"/>
-    <w:lsdException w:name="heading 5" w:uiPriority="9" w:semiHidden="1" w:unhideWhenUsed="1" w:qFormat="1"/>
-    <w:lsdException w:name="heading 6" w:uiPriority="9" w:semiHidden="1" w:unhideWhenUsed="1" w:qFormat="1"/>
-    <w:lsdException w:name="heading 7" w:uiPriority="9" w:semiHidden="1" w:unhideWhenUsed="1" w:qFormat="1"/>
-    <w:lsdException w:name="heading 8" w:uiPriority="9" w:semiHidden="1" w:unhideWhenUsed="1" w:qFormat="1"/>
-    <w:lsdException w:name="heading 9" w:uiPriority="9" w:semiHidden="1" w:unhideWhenUsed="1" w:qFormat="1"/>
-    <w:lsdException w:name="index 1" w:semiHidden="1" w:unhideWhenUsed="1"/>
-    <w:lsdException w:name="index 2" w:semiHidden="1" w:unhideWhenUsed="1"/>
-    <w:lsdException w:name="index 3" w:semiHidden="1" w:unhideWhenUsed="1"/>
-    <w:lsdException w:name="index 4" w:semiHidden="1" w:unhideWhenUsed="1"/>
-    <w:lsdException w:name="index 5" w:semiHidden="1" w:unhideWhenUsed="1"/>
-    <w:lsdException w:name="index 6" w:semiHidden="1" w:unhideWhenUsed="1"/>
-    <w:lsdException w:name="index 7" w:semiHidden="1" w:unhideWhenUsed="1"/>
-    <w:lsdException w:name="index 8" w:semiHidden="1" w:unhideWhenUsed="1"/>
-    <w:lsdException w:name="index 9" w:semiHidden="1" w:unhideWhenUsed="1"/>
-    <w:lsdException w:name="toc 1" w:uiPriority="39" w:semiHidden="1" w:unhideWhenUsed="1"/>
-    <w:lsdException w:name="toc 2" w:uiPriority="39" w:semiHidden="1" w:unhideWhenUsed="1"/>
-    <w:lsdException w:name="toc 3" w:uiPriority="39" w:semiHidden="1" w:unhideWhenUsed="1"/>
-    <w:lsdException w:name="toc 4" w:uiPriority="39" w:semiHidden="1" w:unhideWhenUsed="1"/>
-    <w:lsdException w:name="toc 5" w:uiPriority="39" w:semiHidden="1" w:unhideWhenUsed="1"/>
-    <w:lsdException w:name="toc 6" w:uiPriority="39" w:semiHidden="1" w:unhideWhenUsed="1"/>
-    <w:lsdException w:name="toc 7" w:uiPriority="39" w:semiHidden="1" w:unhideWhenUsed="1"/>
-    <w:lsdException w:name="toc 8" w:uiPriority="39" w:semiHidden="1" w:unhideWhenUsed="1"/>
-    <w:lsdException w:name="toc 9" w:uiPriority="39" w:semiHidden="1" w:unhideWhenUsed="1"/>
-    <w:lsdException w:name="Normal Indent" w:semiHidden="1" w:unhideWhenUsed="1"/>
-    <w:lsdException w:name="footnote text" w:semiHidden="1" w:unhideWhenUsed="1"/>
-    <w:lsdException w:name="annotation text" w:semiHidden="1" w:unhideWhenUsed="1"/>
-    <w:lsdException w:name="header" w:semiHidden="1" w:unhideWhenUsed="1"/>
-    <w:lsdException w:name="footer" w:semiHidden="1" w:unhideWhenUsed="1"/>
-    <w:lsdException w:name="index heading" w:semiHidden="1" w:unhideWhenUsed="1"/>
-    <w:lsdException w:name="caption" w:uiPriority="35" w:semiHidden="1" w:unhideWhenUsed="1" w:qFormat="1"/>
-    <w:lsdException w:name="table of figures" w:semiHidden="1" w:unhideWhenUsed="1"/>
-    <w:lsdException w:name="envelope address" w:semiHidden="1" w:unhideWhenUsed="1"/>
-    <w:lsdException w:name="envelope return" w:semiHidden="1" w:unhideWhenUsed="1"/>
-    <w:lsdException w:name="footnote reference" w:semiHidden="1" w:unhideWhenUsed="1"/>
-    <w:lsdException w:name="annotation reference" w:semiHidden="1" w:unhideWhenUsed="1"/>
-    <w:lsdException w:name="line number" w:semiHidden="1" w:unhideWhenUsed="1"/>
-    <w:lsdException w:name="page number" w:semiHidden="1" w:unhideWhenUsed="1"/>
-    <w:lsdException w:name="endnote reference" w:semiHidden="1" w:unhideWhenUsed="1"/>
-    <w:lsdException w:name="endnote text" w:semiHidden="1" w:unhideWhenUsed="1"/>
-    <w:lsdException w:name="table of authorities" w:semiHidden="1" w:unhideWhenUsed="1"/>
-    <w:lsdException w:name="macro" w:semiHidden="1" w:unhideWhenUsed="1"/>
-    <w:lsdException w:name="toa heading" w:semiHidden="1" w:unhideWhenUsed="1"/>
-    <w:lsdException w:name="List" w:semiHidden="1" w:unhideWhenUsed="1"/>
-    <w:lsdException w:name="List Bullet" w:semiHidden="1" w:unhideWhenUsed="1"/>
-    <w:lsdException w:name="List Number" w:semiHidden="1" w:unhideWhenUsed="1"/>
-    <w:lsdException w:name="List 2" w:semiHidden="1" w:unhideWhenUsed="1"/>
-    <w:lsdException w:name="List 3" w:semiHidden="1" w:unhideWhenUsed="1"/>
-    <w:lsdException w:name="List 4" w:semiHidden="1" w:unhideWhenUsed="1"/>
-    <w:lsdException w:name="List 5" w:semiHidden="1" w:unhideWhenUsed="1"/>
-    <w:lsdException w:name="List Bullet 2" w:semiHidden="1" w:unhideWhenUsed="1"/>
-    <w:lsdException w:name="List Bullet 3" w:semiHidden="1" w:unhideWhenUsed="1"/>
-    <w:lsdException w:name="List Bullet 4" w:semiHidden="1" w:unhideWhenUsed="1"/>
-    <w:lsdException w:name="List Bullet 5" w:semiHidden="1" w:unhideWhenUsed="1"/>
-    <w:lsdException w:name="List Number 2" w:semiHidden="1" w:unhideWhenUsed="1"/>
-    <w:lsdException w:name="List Number 3" w:semiHidden="1" w:unhideWhenUsed="1"/>
-    <w:lsdException w:name="List Number 4" w:semiHidden="1" w:unhideWhenUsed="1"/>
-    <w:lsdException w:name="List Number 5" w:semiHidden="1" w:unhideWhenUsed="1"/>
-    <w:lsdException w:name="Title" w:uiPriority="10" w:qFormat="1"/>
-    <w:lsdException w:name="Closing" w:semiHidden="1" w:unhideWhenUsed="1"/>
-    <w:lsdException w:name="Signature" w:semiHidden="1" w:unhideWhenUsed="1"/>
-    <w:lsdException w:name="Default Paragraph Font" w:uiPriority="1" w:semiHidden="1" w:unhideWhenUsed="1"/>
-    <w:lsdException w:name="Body Text" w:semiHidden="1" w:unhideWhenUsed="1"/>
-    <w:lsdException w:name="Body Text Indent" w:semiHidden="1" w:unhideWhenUsed="1"/>
-    <w:lsdException w:name="List Continue" w:semiHidden="1" w:unhideWhenUsed="1"/>
-    <w:lsdException w:name="List Continue 2" w:semiHidden="1" w:unhideWhenUsed="1"/>
-    <w:lsdException w:name="List Continue 3" w:semiHidden="1" w:unhideWhenUsed="1"/>
-    <w:lsdException w:name="List Continue 4" w:semiHidden="1" w:unhideWhenUsed="1"/>
-    <w:lsdException w:name="List Continue 5" w:semiHidden="1" w:unhideWhenUsed="1"/>
-    <w:lsdException w:name="Message Header" w:semiHidden="1" w:unhideWhenUsed="1"/>
-    <w:lsdException w:name="Subtitle" w:uiPriority="11" w:qFormat="1"/>
-    <w:lsdException w:name="Salutation" w:semiHidden="1" w:unhideWhenUsed="1"/>
-    <w:lsdException w:name="Date" w:semiHidden="1" w:unhideWhenUsed="1"/>
-    <w:lsdException w:name="Body Text First Indent" w:semiHidden="1" w:unhideWhenUsed="1"/>
-    <w:lsdException w:name="Body Text First Indent 2" w:semiHidden="1" w:unhideWhenUsed="1"/>
-    <w:lsdException w:name="Note Heading" w:semiHidden="1" w:unhideWhenUsed="1"/>
-    <w:lsdException w:name="Body Text 2" w:semiHidden="1" w:unhideWhenUsed="1"/>
-    <w:lsdException w:name="Body Text 3" w:semiHidden="1" w:unhideWhenUsed="1"/>
-    <w:lsdException w:name="Body Text Indent 2" w:semiHidden="1" w:unhideWhenUsed="1"/>
-    <w:lsdException w:name="Body Text Indent 3" w:semiHidden="1" w:unhideWhenUsed="1"/>
-    <w:lsdException w:name="Block Text" w:semiHidden="1" w:unhideWhenUsed="1"/>
-    <w:lsdException w:name="Hyperlink" w:semiHidden="1" w:unhideWhenUsed="1"/>
-    <w:lsdException w:name="FollowedHyperlink" w:semiHidden="1" w:unhideWhenUsed="1"/>
-    <w:lsdException w:name="Strong" w:uiPriority="22" w:qFormat="1"/>
-    <w:lsdException w:name="Emphasis" w:uiPriority="20" w:qFormat="1"/>
-    <w:lsdException w:name="Document Map" w:semiHidden="1" w:unhideWhenUsed="1"/>
-    <w:lsdException w:name="Plain Text" w:semiHidden="1" w:unhideWhenUsed="1"/>
-    <w:lsdException w:name="E-mail Signature" w:semiHidden="1" w:unhideWhenUsed="1"/>
-    <w:lsdException w:name="HTML Top of Form" w:semiHidden="1" w:unhideWhenUsed="1"/>
-    <w:lsdException w:name="HTML Bottom of Form" w:semiHidden="1" w:unhideWhenUsed="1"/>
-    <w:lsdException w:name="Normal (Web)" w:semiHidden="1" w:unhideWhenUsed="1"/>
-    <w:lsdException w:name="HTML Acronym" w:semiHidden="1" w:unhideWhenUsed="1"/>
-    <w:lsdException w:name="HTML Address" w:semiHidden="1" w:unhideWhenUsed="1"/>
-    <w:lsdException w:name="HTML Cite" w:semiHidden="1" w:unhideWhenUsed="1"/>
-    <w:lsdException w:name="HTML Code" w:semiHidden="1" w:unhideWhenUsed="1"/>
-    <w:lsdException w:name="HTML Definition" w:semiHidden="1" w:unhideWhenUsed="1"/>
-    <w:lsdException w:name="HTML Keyboard" w:semiHidden="1" w:unhideWhenUsed="1"/>
-    <w:lsdException w:name="HTML Preformatted" w:semiHidden="1" w:unhideWhenUsed="1"/>
-    <w:lsdException w:name="HTML Sample" w:semiHidden="1" w:unhideWhenUsed="1"/>
-    <w:lsdException w:name="HTML Typewriter" w:semiHidden="1" w:unhideWhenUsed="1"/>
-    <w:lsdException w:name="HTML Variable" w:semiHidden="1" w:unhideWhenUsed="1"/>
-    <w:lsdException w:name="Normal Table" w:semiHidden="1" w:unhideWhenUsed="1"/>
-    <w:lsdException w:name="annotation subject" w:semiHidden="1" w:unhideWhenUsed="1"/>
-    <w:lsdException w:name="No List" w:semiHidden="1" w:unhideWhenUsed="1"/>
-    <w:lsdException w:name="Outline List 1" w:semiHidden="1" w:unhideWhenUsed="1"/>
-    <w:lsdException w:name="Outline List 2" w:semiHidden="1" w:unhideWhenUsed="1"/>
-    <w:lsdException w:name="Outline List 3" w:semiHidden="1" w:unhideWhenUsed="1"/>
-    <w:lsdException w:name="Table Simple 1" w:semiHidden="1" w:unhideWhenUsed="1"/>
-    <w:lsdException w:name="Table Simple 2" w:semiHidden="1" w:unhideWhenUsed="1"/>
-    <w:lsdException w:name="Table Simple 3" w:semiHidden="1" w:unhideWhenUsed="1"/>
-    <w:lsdException w:name="Table Classic 1" w:semiHidden="1" w:unhideWhenUsed="1"/>
-    <w:lsdException w:name="Table Classic 2" w:semiHidden="1" w:unhideWhenUsed="1"/>
-    <w:lsdException w:name="Table Classic 3" w:semiHidden="1" w:unhideWhenUsed="1"/>
-    <w:lsdException w:name="Table Classic 4" w:semiHidden="1" w:unhideWhenUsed="1"/>
-    <w:lsdException w:name="Table Colorful 1" w:semiHidden="1" w:unhideWhenUsed="1"/>
-    <w:lsdException w:name="Table Colorful 2" w:semiHidden="1" w:unhideWhenUsed="1"/>
-    <w:lsdException w:name="Table Colorful 3" w:semiHidden="1" w:unhideWhenUsed="1"/>
-    <w:lsdException w:name="Table Columns 1" w:semiHidden="1" w:unhideWhenUsed="1"/>
-    <w:lsdException w:name="Table Columns 2" w:semiHidden="1" w:unhideWhenUsed="1"/>
-    <w:lsdException w:name="Table Columns 3" w:semiHidden="1" w:unhideWhenUsed="1"/>
-    <w:lsdException w:name="Table Columns 4" w:semiHidden="1" w:unhideWhenUsed="1"/>
-    <w:lsdException w:name="Table Columns 5" w:semiHidden="1" w:unhideWhenUsed="1"/>
-    <w:lsdException w:name="Table Grid 1" w:semiHidden="1" w:unhideWhenUsed="1"/>
-    <w:lsdException w:name="Table Grid 2" w:semiHidden="1" w:unhideWhenUsed="1"/>
-    <w:lsdException w:name="Table Grid 3" w:semiHidden="1" w:unhideWhenUsed="1"/>
-    <w:lsdException w:name="Table Grid 4" w:semiHidden="1" w:unhideWhenUsed="1"/>
-    <w:lsdException w:name="Table Grid 5" w:semiHidden="1" w:unhideWhenUsed="1"/>
-    <w:lsdException w:name="Table Grid 6" w:semiHidden="1" w:unhideWhenUsed="1"/>
-    <w:lsdException w:name="Table Grid 7" w:semiHidden="1" w:unhideWhenUsed="1"/>
-    <w:lsdException w:name="Table Grid 8" w:semiHidden="1" w:unhideWhenUsed="1"/>
-    <w:lsdException w:name="Table List 1" w:semiHidden="1" w:unhideWhenUsed="1"/>
-    <w:lsdException w:name="Table List 2" w:semiHidden="1" w:unhideWhenUsed="1"/>
-    <w:lsdException w:name="Table List 3" w:semiHidden="1" w:unhideWhenUsed="1"/>
-    <w:lsdException w:name="Table List 4" w:semiHidden="1" w:unhideWhenUsed="1"/>
-    <w:lsdException w:name="Table List 5" w:semiHidden="1" w:unhideWhenUsed="1"/>
-    <w:lsdException w:name="Table List 6" w:semiHidden="1" w:unhideWhenUsed="1"/>
-    <w:lsdException w:name="Table List 7" w:semiHidden="1" w:unhideWhenUsed="1"/>
-    <w:lsdException w:name="Table List 8" w:semiHidden="1" w:unhideWhenUsed="1"/>
-    <w:lsdException w:name="Table 3D effects 1" w:semiHidden="1" w:unhideWhenUsed="1"/>
-    <w:lsdException w:name="Table 3D effects 2" w:semiHidden="1" w:unhideWhenUsed="1"/>
-    <w:lsdException w:name="Table 3D effects 3" w:semiHidden="1" w:unhideWhenUsed="1"/>
-    <w:lsdException w:name="Table Contemporary" w:semiHidden="1" w:unhideWhenUsed="1"/>
-    <w:lsdException w:name="Table Elegant" w:semiHidden="1" w:unhideWhenUsed="1"/>
-    <w:lsdException w:name="Table Professional" w:semiHidden="1" w:unhideWhenUsed="1"/>
-    <w:lsdException w:name="Table Subtle 1" w:semiHidden="1" w:unhideWhenUsed="1"/>
-    <w:lsdException w:name="Table Subtle 2" w:semiHidden="1" w:unhideWhenUsed="1"/>
-    <w:lsdException w:name="Table Web 1" w:semiHidden="1" w:unhideWhenUsed="1"/>
-    <w:lsdException w:name="Table Web 2" w:semiHidden="1" w:unhideWhenUsed="1"/>
-    <w:lsdException w:name="Table Web 3" w:semiHidden="1" w:unhideWhenUsed="1"/>
-    <w:lsdException w:name="Balloon Text" w:semiHidden="1" w:unhideWhenUsed="1"/>
-    <w:lsdException w:name="Table Grid" w:uiPriority="39"/>
-    <w:lsdException w:name="Table Theme" w:semiHidden="1" w:unhideWhenUsed="1"/>
-    <w:lsdException w:name="Placeholder Text" w:semiHidden="1"/>
-    <w:lsdException w:name="No Spacing" w:uiPriority="1" w:qFormat="1"/>
-    <w:lsdException w:name="Light Shading" w:uiPriority="60"/>
-    <w:lsdException w:name="Light List" w:uiPriority="61"/>
-    <w:lsdException w:name="Light Grid" w:uiPriority="62"/>
-    <w:lsdException w:name="Medium Shading 1" w:uiPriority="63"/>
-    <w:lsdException w:name="Medium Shading 2" w:uiPriority="64"/>
-    <w:lsdException w:name="Medium List 1" w:uiPriority="65"/>
-    <w:lsdException w:name="Medium List 2" w:uiPriority="66"/>
-    <w:lsdException w:name="Medium Grid 1" w:uiPriority="67"/>
-    <w:lsdException w:name="Medium Grid 2" w:uiPriority="68"/>
-    <w:lsdException w:name="Medium Grid 3" w:uiPriority="69"/>
-    <w:lsdException w:name="Dark List" w:uiPriority="70"/>
-    <w:lsdException w:name="Colorful Shading" w:uiPriority="71"/>
-    <w:lsdException w:name="Colorful List" w:uiPriority="72"/>
-    <w:lsdException w:name="Colorful Grid" w:uiPriority="73"/>
-    <w:lsdException w:name="Light Shading Accent 1" w:uiPriority="60"/>
-    <w:lsdException w:name="Light List Accent 1" w:uiPriority="61"/>
-    <w:lsdException w:name="Light Grid Accent 1" w:uiPriority="62"/>
-    <w:lsdException w:name="Medium Shading 1 Accent 1" w:uiPriority="63"/>
-    <w:lsdException w:name="Medium Shading 2 Accent 1" w:uiPriority="64"/>
-    <w:lsdException w:name="Medium List 1 Accent 1" w:uiPriority="65"/>
-    <w:lsdException w:name="Revision" w:semiHidden="1"/>
-    <w:lsdException w:name="List Paragraph" w:uiPriority="34" w:qFormat="1"/>
-    <w:lsdException w:name="Quote" w:uiPriority="29" w:qFormat="1"/>
-    <w:lsdException w:name="Intense Quote" w:uiPriority="30" w:qFormat="1"/>
-    <w:lsdException w:name="Medium List 2 Accent 1" w:uiPriority="66"/>
-    <w:lsdException w:name="Medium Grid 1 Accent 1" w:uiPriority="67"/>
-    <w:lsdException w:name="Medium Grid 2 Accent 1" w:uiPriority="68"/>
-    <w:lsdException w:name="Medium Grid 3 Accent 1" w:uiPriority="69"/>
-    <w:lsdException w:name="Dark List Accent 1" w:uiPriority="70"/>
-    <w:lsdException w:name="Colorful Shading Accent 1" w:uiPriority="71"/>
-    <w:lsdException w:name="Colorful List Accent 1" w:uiPriority="72"/>
-    <w:lsdException w:name="Colorful Grid Accent 1" w:uiPriority="73"/>
-    <w:lsdException w:name="Light Shading Accent 2" w:uiPriority="60"/>
-    <w:lsdException w:name="Light List Accent 2" w:uiPriority="61"/>
-    <w:lsdException w:name="Light Grid Accent 2" w:uiPriority="62"/>
-    <w:lsdException w:name="Medium Shading 1 Accent 2" w:uiPriority="63"/>
-    <w:lsdException w:name="Medium Shading 2 Accent 2" w:uiPriority="64"/>
-    <w:lsdException w:name="Medium List 1 Accent 2" w:uiPriority="65"/>
-    <w:lsdException w:name="Medium List 2 Accent 2" w:uiPriority="66"/>
-    <w:lsdException w:name="Medium Grid 1 Accent 2" w:uiPriority="67"/>
-    <w:lsdException w:name="Medium Grid 2 Accent 2" w:uiPriority="68"/>
-    <w:lsdException w:name="Medium Grid 3 Accent 2" w:uiPriority="69"/>
-    <w:lsdException w:name="Dark List Accent 2" w:uiPriority="70"/>
-    <w:lsdException w:name="Colorful Shading Accent 2" w:uiPriority="71"/>
-    <w:lsdException w:name="Colorful List Accent 2" w:uiPriority="72"/>
-    <w:lsdException w:name="Colorful Grid Accent 2" w:uiPriority="73"/>
-    <w:lsdException w:name="Light Shading Accent 3" w:uiPriority="60"/>
-    <w:lsdException w:name="Light List Accent 3" w:uiPriority="61"/>
-    <w:lsdException w:name="Light Grid Accent 3" w:uiPriority="62"/>
-    <w:lsdException w:name="Medium Shading 1 Accent 3" w:uiPriority="63"/>
-    <w:lsdException w:name="Medium Shading 2 Accent 3" w:uiPriority="64"/>
-    <w:lsdException w:name="Medium List 1 Accent 3" w:uiPriority="65"/>
-    <w:lsdException w:name="Medium List 2 Accent 3" w:uiPriority="66"/>
-    <w:lsdException w:name="Medium Grid 1 Accent 3" w:uiPriority="67"/>
-    <w:lsdException w:name="Medium Grid 2 Accent 3" w:uiPriority="68"/>
-    <w:lsdException w:name="Medium Grid 3 Accent 3" w:uiPriority="69"/>
-    <w:lsdException w:name="Dark List Accent 3" w:uiPriority="70"/>
-    <w:lsdException w:name="Colorful Shading Accent 3" w:uiPriority="71"/>
-    <w:lsdException w:name="Colorful List Accent 3" w:uiPriority="72"/>
-    <w:lsdException w:name="Colorful Grid Accent 3" w:uiPriority="73"/>
-    <w:lsdException w:name="Light Shading Accent 4" w:uiPriority="60"/>
-    <w:lsdException w:name="Light List Accent 4" w:uiPriority="61"/>
-    <w:lsdException w:name="Light Grid Accent 4" w:uiPriority="62"/>
-    <w:lsdException w:name="Medium Shading 1 Accent 4" w:uiPriority="63"/>
-    <w:lsdException w:name="Medium Shading 2 Accent 4" w:uiPriority="64"/>
-    <w:lsdException w:name="Medium List 1 Accent 4" w:uiPriority="65"/>
-    <w:lsdException w:name="Medium List 2 Accent 4" w:uiPriority="66"/>
-    <w:lsdException w:name="Medium Grid 1 Accent 4" w:uiPriority="67"/>
-    <w:lsdException w:name="Medium Grid 2 Accent 4" w:uiPriority="68"/>
-    <w:lsdException w:name="Medium Grid 3 Accent 4" w:uiPriority="69"/>
-    <w:lsdException w:name="Dark List Accent 4" w:uiPriority="70"/>
-    <w:lsdException w:name="Colorful Shading Accent 4" w:uiPriority="71"/>
-    <w:lsdException w:name="Colorful List Accent 4" w:uiPriority="72"/>
-    <w:lsdException w:name="Colorful Grid Accent 4" w:uiPriority="73"/>
-    <w:lsdException w:name="Light Shading Accent 5" w:uiPriority="60"/>
-    <w:lsdException w:name="Light List Accent 5" w:uiPriority="61"/>
-    <w:lsdException w:name="Light Grid Accent 5" w:uiPriority="62"/>
-    <w:lsdException w:name="Medium Shading 1 Accent 5" w:uiPriority="63"/>
-    <w:lsdException w:name="Medium Shading 2 Accent 5" w:uiPriority="64"/>
-    <w:lsdException w:name="Medium List 1 Accent 5" w:uiPriority="65"/>
-    <w:lsdException w:name="Medium List 2 Accent 5" w:uiPriority="66"/>
-    <w:lsdException w:name="Medium Grid 1 Accent 5" w:uiPriority="67"/>
-    <w:lsdException w:name="Medium Grid 2 Accent 5" w:uiPriority="68"/>
-    <w:lsdException w:name="Medium Grid 3 Accent 5" w:uiPriority="69"/>
-    <w:lsdException w:name="Dark List Accent 5" w:uiPriority="70"/>
-    <w:lsdException w:name="Colorful Shading Accent 5" w:uiPriority="71"/>
-    <w:lsdException w:name="Colorful List Accent 5" w:uiPriority="72"/>
-    <w:lsdException w:name="Colorful Grid Accent 5" w:uiPriority="73"/>
-    <w:lsdException w:name="Light Shading Accent 6" w:uiPriority="60"/>
-    <w:lsdException w:name="Light List Accent 6" w:uiPriority="61"/>
-    <w:lsdException w:name="Light Grid Accent 6" w:uiPriority="62"/>
-    <w:lsdException w:name="Medium Shading 1 Accent 6" w:uiPriority="63"/>
-    <w:lsdException w:name="Medium Shading 2 Accent 6" w:uiPriority="64"/>
-    <w:lsdException w:name="Medium List 1 Accent 6" w:uiPriority="65"/>
-    <w:lsdException w:name="Medium List 2 Accent 6" w:uiPriority="66"/>
-    <w:lsdException w:name="Medium Grid 1 Accent 6" w:uiPriority="67"/>
-    <w:lsdException w:name="Medium Grid 2 Accent 6" w:uiPriority="68"/>
-    <w:lsdException w:name="Medium Grid 3 Accent 6" w:uiPriority="69"/>
-    <w:lsdException w:name="Dark List Accent 6" w:uiPriority="70"/>
-    <w:lsdException w:name="Colorful Shading Accent 6" w:uiPriority="71"/>
-    <w:lsdException w:name="Colorful List Accent 6" w:uiPriority="72"/>
-    <w:lsdException w:name="Colorful Grid Accent 6" w:uiPriority="73"/>
-    <w:lsdException w:name="Subtle Emphasis" w:uiPriority="19" w:qFormat="1"/>
-    <w:lsdException w:name="Intense Emphasis" w:uiPriority="21" w:qFormat="1"/>
-    <w:lsdException w:name="Subtle Reference" w:uiPriority="31" w:qFormat="1"/>
-    <w:lsdException w:name="Intense Reference" w:uiPriority="32" w:qFormat="1"/>
-    <w:lsdException w:name="Book Title" w:uiPriority="33" w:qFormat="1"/>
-    <w:lsdException w:name="Bibliography" w:uiPriority="37" w:semiHidden="1" w:unhideWhenUsed="1"/>
-    <w:lsdException w:name="TOC Heading" w:uiPriority="39" w:semiHidden="1" w:unhideWhenUsed="1" w:qFormat="1"/>
-    <w:lsdException w:name="Plain Table 1" w:uiPriority="41"/>
-    <w:lsdException w:name="Plain Table 2" w:uiPriority="42"/>
-    <w:lsdException w:name="Plain Table 3" w:uiPriority="43"/>
-    <w:lsdException w:name="Plain Table 4" w:uiPriority="44"/>
-    <w:lsdException w:name="Plain Table 5" w:uiPriority="45"/>
-    <w:lsdException w:name="Grid Table Light" w:uiPriority="40"/>
-    <w:lsdException w:name="Grid Table 1 Light" w:uiPriority="46"/>
-    <w:lsdException w:name="Grid Table 2" w:uiPriority="47"/>
-    <w:lsdException w:name="Grid Table 3" w:uiPriority="48"/>
-    <w:lsdException w:name="Grid Table 4" w:uiPriority="49"/>
-    <w:lsdException w:name="Grid Table 5 Dark" w:uiPriority="50"/>
-    <w:lsdException w:name="Grid Table 6 Colorful" w:uiPriority="51"/>
-    <w:lsdException w:name="Grid Table 7 Colorful" w:uiPriority="52"/>
-    <w:lsdException w:name="Grid Table 1 Light Accent 1" w:uiPriority="46"/>
-    <w:lsdException w:name="Grid Table 2 Accent 1" w:uiPriority="47"/>
-    <w:lsdException w:name="Grid Table 3 Accent 1" w:uiPriority="48"/>
-    <w:lsdException w:name="Grid Table 4 Accent 1" w:uiPriority="49"/>
-    <w:lsdException w:name="Grid Table 5 Dark Accent 1" w:uiPriority="50"/>
-    <w:lsdException w:name="Grid Table 6 Colorful Accent 1" w:uiPriority="51"/>
-    <w:lsdException w:name="Grid Table 7 Colorful Accent 1" w:uiPriority="52"/>
-    <w:lsdException w:name="Grid Table 1 Light Accent 2" w:uiPriority="46"/>
-    <w:lsdException w:name="Grid Table 2 Accent 2" w:uiPriority="47"/>
-    <w:lsdException w:name="Grid Table 3 Accent 2" w:uiPriority="48"/>
-    <w:lsdException w:name="Grid Table 4 Accent 2" w:uiPriority="49"/>
-    <w:lsdException w:name="Grid Table 5 Dark Accent 2" w:uiPriority="50"/>
-    <w:lsdException w:name="Grid Table 6 Colorful Accent 2" w:uiPriority="51"/>
-    <w:lsdException w:name="Grid Table 7 Colorful Accent 2" w:uiPriority="52"/>
-    <w:lsdException w:name="Grid Table 1 Light Accent 3" w:uiPriority="46"/>
-    <w:lsdException w:name="Grid Table 2 Accent 3" w:uiPriority="47"/>
-    <w:lsdException w:name="Grid Table 3 Accent 3" w:uiPriority="48"/>
-    <w:lsdException w:name="Grid Table 4 Accent 3" w:uiPriority="49"/>
-    <w:lsdException w:name="Grid Table 5 Dark Accent 3" w:uiPriority="50"/>
-    <w:lsdException w:name="Grid Table 6 Colorful Accent 3" w:uiPriority="51"/>
-    <w:lsdException w:name="Grid Table 7 Colorful Accent 3" w:uiPriority="52"/>
-    <w:lsdException w:name="Grid Table 1 Light Accent 4" w:uiPriority="46"/>
-    <w:lsdException w:name="Grid Table 2 Accent 4" w:uiPriority="47"/>
-    <w:lsdException w:name="Grid Table 3 Accent 4" w:uiPriority="48"/>
-    <w:lsdException w:name="Grid Table 4 Accent 4" w:uiPriority="49"/>
-    <w:lsdException w:name="Grid Table 5 Dark Accent 4" w:uiPriority="50"/>
-    <w:lsdException w:name="Grid Table 6 Colorful Accent 4" w:uiPriority="51"/>
-    <w:lsdException w:name="Grid Table 7 Colorful Accent 4" w:uiPriority="52"/>
-    <w:lsdException w:name="Grid Table 1 Light Accent 5" w:uiPriority="46"/>
-    <w:lsdException w:name="Grid Table 2 Accent 5" w:uiPriority="47"/>
-    <w:lsdException w:name="Grid Table 3 Accent 5" w:uiPriority="48"/>
-    <w:lsdException w:name="Grid Table 4 Accent 5" w:uiPriority="49"/>
-    <w:lsdException w:name="Grid Table 5 Dark Accent 5" w:uiPriority="50"/>
-    <w:lsdException w:name="Grid Table 6 Colorful Accent 5" w:uiPriority="51"/>
-    <w:lsdException w:name="Grid Table 7 Colorful Accent 5" w:uiPriority="52"/>
-    <w:lsdException w:name="Grid Table 1 Light Accent 6" w:uiPriority="46"/>
-    <w:lsdException w:name="Grid Table 2 Accent 6" w:uiPriority="47"/>
-    <w:lsdException w:name="Grid Table 3 Accent 6" w:uiPriority="48"/>
-    <w:lsdException w:name="Grid Table 4 Accent 6" w:uiPriority="49"/>
-    <w:lsdException w:name="Grid Table 5 Dark Accent 6" w:uiPriority="50"/>
-    <w:lsdException w:name="Grid Table 6 Colorful Accent 6" w:uiPriority="51"/>
-    <w:lsdException w:name="Grid Table 7 Colorful Accent 6" w:uiPriority="52"/>
-    <w:lsdException w:name="List Table 1 Light" w:uiPriority="46"/>
-    <w:lsdException w:name="List Table 2" w:uiPriority="47"/>
-    <w:lsdException w:name="List Table 3" w:uiPriority="48"/>
-    <w:lsdException w:name="List Table 4" w:uiPriority="49"/>
-    <w:lsdException w:name="List Table 5 Dark" w:uiPriority="50"/>
-    <w:lsdException w:name="List Table 6 Colorful" w:uiPriority="51"/>
-    <w:lsdException w:name="List Table 7 Colorful" w:uiPriority="52"/>
-    <w:lsdException w:name="List Table 1 Light Accent 1" w:uiPriority="46"/>
-    <w:lsdException w:name="List Table 2 Accent 1" w:uiPriority="47"/>
-    <w:lsdException w:name="List Table 3 Accent 1" w:uiPriority="48"/>
-    <w:lsdException w:name="List Table 4 Accent 1" w:uiPriority="49"/>
-    <w:lsdException w:name="List Table 5 Dark Accent 1" w:uiPriority="50"/>
-    <w:lsdException w:name="List Table 6 Colorful Accent 1" w:uiPriority="51"/>
-    <w:lsdException w:name="List Table 7 Colorful Accent 1" w:uiPriority="52"/>
-    <w:lsdException w:name="List Table 1 Light Accent 2" w:uiPriority="46"/>
-    <w:lsdException w:name="List Table 2 Accent 2" w:uiPriority="47"/>
-    <w:lsdException w:name="List Table 3 Accent 2" w:uiPriority="48"/>
-    <w:lsdException w:name="List Table 4 Accent 2" w:uiPriority="49"/>
-    <w:lsdException w:name="List Table 5 Dark Accent 2" w:uiPriority="50"/>
-    <w:lsdException w:name="List Table 6 Colorful Accent 2" w:uiPriority="51"/>
-    <w:lsdException w:name="List Table 7 Colorful Accent 2" w:uiPriority="52"/>
-    <w:lsdException w:name="List Table 1 Light Accent 3" w:uiPriority="46"/>
-    <w:lsdException w:name="List Table 2 Accent 3" w:uiPriority="47"/>
-    <w:lsdException w:name="List Table 3 Accent 3" w:uiPriority="48"/>
-    <w:lsdException w:name="List Table 4 Accent 3" w:uiPriority="49"/>
-    <w:lsdException w:name="List Table 5 Dark Accent 3" w:uiPriority="50"/>
-    <w:lsdException w:name="List Table 6 Colorful Accent 3" w:uiPriority="51"/>
-    <w:lsdException w:name="List Table 7 Colorful Accent 3" w:uiPriority="52"/>
-    <w:lsdException w:name="List Table 1 Light Accent 4" w:uiPriority="46"/>
-    <w:lsdException w:name="List Table 2 Accent 4" w:uiPriority="47"/>
-    <w:lsdException w:name="List Table 3 Accent 4" w:uiPriority="48"/>
-    <w:lsdException w:name="List Table 4 Accent 4" w:uiPriority="49"/>
-    <w:lsdException w:name="List Table 5 Dark Accent 4" w:uiPriority="50"/>
-    <w:lsdException w:name="List Table 6 Colorful Accent 4" w:uiPriority="51"/>
-    <w:lsdException w:name="List Table 7 Colorful Accent 4" w:uiPriority="52"/>
-    <w:lsdException w:name="List Table 1 Light Accent 5" w:uiPriority="46"/>
-    <w:lsdException w:name="List Table 2 Accent 5" w:uiPriority="47"/>
-    <w:lsdException w:name="List Table 3 Accent 5" w:uiPriority="48"/>
-    <w:lsdException w:name="List Table 4 Accent 5" w:uiPriority="49"/>
-    <w:lsdException w:name="List Table 5 Dark Accent 5" w:uiPriority="50"/>
-    <w:lsdException w:name="List Table 6 Colorful Accent 5" w:uiPriority="51"/>
-    <w:lsdException w:name="List Table 7 Colorful Accent 5" w:uiPriority="52"/>
-    <w:lsdException w:name="List Table 1 Light Accent 6" w:uiPriority="46"/>
-    <w:lsdException w:name="List Table 2 Accent 6" w:uiPriority="47"/>
-    <w:lsdException w:name="List Table 3 Accent 6" w:uiPriority="48"/>
-    <w:lsdException w:name="List Table 4 Accent 6" w:uiPriority="49"/>
-    <w:lsdException w:name="List Table 5 Dark Accent 6" w:uiPriority="50"/>
-    <w:lsdException w:name="List Table 6 Colorful Accent 6" w:uiPriority="51"/>
-    <w:lsdException w:name="List Table 7 Colorful Accent 6" w:uiPriority="52"/>
-    <w:lsdException w:name="Mention" w:semiHidden="1" w:unhideWhenUsed="1"/>
-    <w:lsdException w:name="Smart Hyperlink" w:semiHidden="1" w:unhideWhenUsed="1"/>
-    <w:lsdException w:name="Hashtag" w:semiHidden="1" w:unhideWhenUsed="1"/>
-    <w:lsdException w:name="Unresolved Mention" w:semiHidden="1" w:unhideWhenUsed="1"/>
-    <w:lsdException w:name="Smart Link" w:semiHidden="1" w:unhideWhenUsed="1"/>
-  </w:latentStyles>
-  <w:style w:type="paragraph" w:styleId="Normal" w:default="1">
+  <w:style w:type="paragraph" w:styleId="Normal">
     <w:name w:val="Normal"/>
     <w:qFormat/>
     <w:pPr>
       <w:widowControl/>
       <w:suppressAutoHyphens w:val="true"/>
+      <w:overflowPunct w:val="false"/>
       <w:bidi w:val="0"/>
       <w:spacing w:lineRule="auto" w:line="278" w:before="0" w:after="160"/>
       <w:jc w:val="left"/>
     </w:pPr>
     <w:rPr>
-      <w:rFonts w:ascii="Aptos" w:hAnsi="Aptos" w:eastAsia="Aptos" w:cs="" w:asciiTheme="minorHAnsi" w:cstheme="minorBidi" w:eastAsiaTheme="minorHAnsi" w:hAnsiTheme="minorHAnsi"/>
+      <w:rFonts w:ascii="Aptos" w:hAnsi="Aptos" w:eastAsia="Aptos" w:cs="Tahoma"/>
       <w:color w:val="auto"/>
       <w:kern w:val="2"/>
       <w:sz w:val="24"/>
       <w:szCs w:val="24"/>
       <w:lang w:val="en-US" w:eastAsia="en-US" w:bidi="ar-SA"/>
-      <w14:ligatures w14:val="standardContextual"/>
     </w:rPr>
   </w:style>
   <w:style w:type="paragraph" w:styleId="Heading1">
@@ -11522,9 +10650,7 @@
     <w:basedOn w:val="Normal"/>
     <w:next w:val="Normal"/>
     <w:link w:val="Heading1Char"/>
-    <w:uiPriority w:val="9"/>
     <w:qFormat/>
-    <w:rsid w:val="00e21c8d"/>
     <w:pPr>
       <w:keepNext w:val="true"/>
       <w:keepLines/>
@@ -11532,7 +10658,7 @@
       <w:outlineLvl w:val="0"/>
     </w:pPr>
     <w:rPr>
-      <w:rFonts w:ascii="Aptos Display" w:hAnsi="Aptos Display" w:eastAsia="" w:cs="" w:asciiTheme="majorHAnsi" w:cstheme="majorBidi" w:eastAsiaTheme="majorEastAsia" w:hAnsiTheme="majorHAnsi"/>
+      <w:rFonts w:ascii="Aptos Display" w:hAnsi="Aptos Display" w:eastAsia="Aptos" w:cs="Tahoma"/>
       <w:color w:themeColor="accent1" w:themeShade="bf" w:val="0F4761"/>
       <w:sz w:val="40"/>
       <w:szCs w:val="40"/>
@@ -11543,11 +10669,7 @@
     <w:basedOn w:val="Normal"/>
     <w:next w:val="Normal"/>
     <w:link w:val="Heading2Char"/>
-    <w:uiPriority w:val="9"/>
-    <w:semiHidden/>
-    <w:unhideWhenUsed/>
     <w:qFormat/>
-    <w:rsid w:val="00e21c8d"/>
     <w:pPr>
       <w:keepNext w:val="true"/>
       <w:keepLines/>
@@ -11555,7 +10677,7 @@
       <w:outlineLvl w:val="1"/>
     </w:pPr>
     <w:rPr>
-      <w:rFonts w:ascii="Aptos Display" w:hAnsi="Aptos Display" w:eastAsia="" w:cs="" w:asciiTheme="majorHAnsi" w:cstheme="majorBidi" w:eastAsiaTheme="majorEastAsia" w:hAnsiTheme="majorHAnsi"/>
+      <w:rFonts w:ascii="Aptos Display" w:hAnsi="Aptos Display" w:eastAsia="Aptos" w:cs="Tahoma"/>
       <w:color w:themeColor="accent1" w:themeShade="bf" w:val="0F4761"/>
       <w:sz w:val="32"/>
       <w:szCs w:val="32"/>
@@ -11566,11 +10688,7 @@
     <w:basedOn w:val="Normal"/>
     <w:next w:val="Normal"/>
     <w:link w:val="Heading3Char"/>
-    <w:uiPriority w:val="9"/>
-    <w:semiHidden/>
-    <w:unhideWhenUsed/>
     <w:qFormat/>
-    <w:rsid w:val="00e21c8d"/>
     <w:pPr>
       <w:keepNext w:val="true"/>
       <w:keepLines/>
@@ -11578,7 +10696,7 @@
       <w:outlineLvl w:val="2"/>
     </w:pPr>
     <w:rPr>
-      <w:rFonts w:eastAsia="" w:cs="" w:cstheme="majorBidi" w:eastAsiaTheme="majorEastAsia"/>
+      <w:rFonts w:eastAsia="Aptos" w:cs="Tahoma"/>
       <w:color w:themeColor="accent1" w:themeShade="bf" w:val="0F4761"/>
       <w:sz w:val="28"/>
       <w:szCs w:val="28"/>
@@ -11589,11 +10707,7 @@
     <w:basedOn w:val="Normal"/>
     <w:next w:val="Normal"/>
     <w:link w:val="Heading4Char"/>
-    <w:uiPriority w:val="9"/>
-    <w:semiHidden/>
-    <w:unhideWhenUsed/>
     <w:qFormat/>
-    <w:rsid w:val="00e21c8d"/>
     <w:pPr>
       <w:keepNext w:val="true"/>
       <w:keepLines/>
@@ -11601,7 +10715,7 @@
       <w:outlineLvl w:val="3"/>
     </w:pPr>
     <w:rPr>
-      <w:rFonts w:eastAsia="" w:cs="" w:cstheme="majorBidi" w:eastAsiaTheme="majorEastAsia"/>
+      <w:rFonts w:eastAsia="Aptos" w:cs="Tahoma"/>
       <w:i/>
       <w:iCs/>
       <w:color w:themeColor="accent1" w:themeShade="bf" w:val="0F4761"/>
@@ -11612,11 +10726,7 @@
     <w:basedOn w:val="Normal"/>
     <w:next w:val="Normal"/>
     <w:link w:val="Heading5Char"/>
-    <w:uiPriority w:val="9"/>
-    <w:semiHidden/>
-    <w:unhideWhenUsed/>
     <w:qFormat/>
-    <w:rsid w:val="00e21c8d"/>
     <w:pPr>
       <w:keepNext w:val="true"/>
       <w:keepLines/>
@@ -11624,7 +10734,7 @@
       <w:outlineLvl w:val="4"/>
     </w:pPr>
     <w:rPr>
-      <w:rFonts w:eastAsia="" w:cs="" w:cstheme="majorBidi" w:eastAsiaTheme="majorEastAsia"/>
+      <w:rFonts w:eastAsia="Aptos" w:cs="Tahoma"/>
       <w:color w:themeColor="accent1" w:themeShade="bf" w:val="0F4761"/>
     </w:rPr>
   </w:style>
@@ -11633,11 +10743,7 @@
     <w:basedOn w:val="Normal"/>
     <w:next w:val="Normal"/>
     <w:link w:val="Heading6Char"/>
-    <w:uiPriority w:val="9"/>
-    <w:semiHidden/>
-    <w:unhideWhenUsed/>
     <w:qFormat/>
-    <w:rsid w:val="00e21c8d"/>
     <w:pPr>
       <w:keepNext w:val="true"/>
       <w:keepLines/>
@@ -11645,10 +10751,10 @@
       <w:outlineLvl w:val="5"/>
     </w:pPr>
     <w:rPr>
-      <w:rFonts w:eastAsia="" w:cs="" w:cstheme="majorBidi" w:eastAsiaTheme="majorEastAsia"/>
+      <w:rFonts w:eastAsia="Aptos" w:cs="Tahoma"/>
       <w:i/>
       <w:iCs/>
-      <w:color w:themeColor="text1" w:themeTint="a6" w:val="595959"/>
+      <w:color w:themeColor="dark1" w:themeTint="a6" w:val="595959"/>
     </w:rPr>
   </w:style>
   <w:style w:type="paragraph" w:styleId="Heading7">
@@ -11656,11 +10762,7 @@
     <w:basedOn w:val="Normal"/>
     <w:next w:val="Normal"/>
     <w:link w:val="Heading7Char"/>
-    <w:uiPriority w:val="9"/>
-    <w:semiHidden/>
-    <w:unhideWhenUsed/>
     <w:qFormat/>
-    <w:rsid w:val="00e21c8d"/>
     <w:pPr>
       <w:keepNext w:val="true"/>
       <w:keepLines/>
@@ -11668,8 +10770,8 @@
       <w:outlineLvl w:val="6"/>
     </w:pPr>
     <w:rPr>
-      <w:rFonts w:eastAsia="" w:cs="" w:cstheme="majorBidi" w:eastAsiaTheme="majorEastAsia"/>
-      <w:color w:themeColor="text1" w:themeTint="a6" w:val="595959"/>
+      <w:rFonts w:eastAsia="Aptos" w:cs="Tahoma"/>
+      <w:color w:themeColor="dark1" w:themeTint="a6" w:val="595959"/>
     </w:rPr>
   </w:style>
   <w:style w:type="paragraph" w:styleId="Heading8">
@@ -11677,11 +10779,7 @@
     <w:basedOn w:val="Normal"/>
     <w:next w:val="Normal"/>
     <w:link w:val="Heading8Char"/>
-    <w:uiPriority w:val="9"/>
-    <w:semiHidden/>
-    <w:unhideWhenUsed/>
     <w:qFormat/>
-    <w:rsid w:val="00e21c8d"/>
     <w:pPr>
       <w:keepNext w:val="true"/>
       <w:keepLines/>
@@ -11689,10 +10787,10 @@
       <w:outlineLvl w:val="7"/>
     </w:pPr>
     <w:rPr>
-      <w:rFonts w:eastAsia="" w:cs="" w:cstheme="majorBidi" w:eastAsiaTheme="majorEastAsia"/>
+      <w:rFonts w:eastAsia="Aptos" w:cs="Tahoma"/>
       <w:i/>
       <w:iCs/>
-      <w:color w:themeColor="text1" w:themeTint="d8" w:val="272727"/>
+      <w:color w:themeColor="dark1" w:themeTint="d8" w:val="272727"/>
     </w:rPr>
   </w:style>
   <w:style w:type="paragraph" w:styleId="Heading9">
@@ -11700,11 +10798,7 @@
     <w:basedOn w:val="Normal"/>
     <w:next w:val="Normal"/>
     <w:link w:val="Heading9Char"/>
-    <w:uiPriority w:val="9"/>
-    <w:semiHidden/>
-    <w:unhideWhenUsed/>
     <w:qFormat/>
-    <w:rsid w:val="00e21c8d"/>
     <w:pPr>
       <w:keepNext w:val="true"/>
       <w:keepLines/>
@@ -11712,207 +10806,169 @@
       <w:outlineLvl w:val="8"/>
     </w:pPr>
     <w:rPr>
-      <w:rFonts w:eastAsia="" w:cs="" w:cstheme="majorBidi" w:eastAsiaTheme="majorEastAsia"/>
-      <w:color w:themeColor="text1" w:themeTint="d8" w:val="272727"/>
+      <w:rFonts w:eastAsia="Aptos" w:cs="Tahoma"/>
+      <w:color w:themeColor="dark1" w:themeTint="d8" w:val="272727"/>
     </w:rPr>
   </w:style>
-  <w:style w:type="character" w:styleId="DefaultParagraphFont" w:default="1">
+  <w:style w:type="character" w:styleId="DefaultParagraphFont">
     <w:name w:val="Default Paragraph Font"/>
-    <w:uiPriority w:val="1"/>
-    <w:unhideWhenUsed/>
     <w:qFormat/>
     <w:rPr/>
   </w:style>
-  <w:style w:type="character" w:styleId="Heading1Char" w:customStyle="1">
+  <w:style w:type="character" w:styleId="Heading1Char">
     <w:name w:val="Heading 1 Char"/>
     <w:basedOn w:val="DefaultParagraphFont"/>
     <w:link w:val="Heading1"/>
-    <w:uiPriority w:val="9"/>
     <w:qFormat/>
-    <w:rsid w:val="00e21c8d"/>
     <w:rPr>
-      <w:rFonts w:ascii="Aptos Display" w:hAnsi="Aptos Display" w:eastAsia="" w:cs="" w:asciiTheme="majorHAnsi" w:cstheme="majorBidi" w:eastAsiaTheme="majorEastAsia" w:hAnsiTheme="majorHAnsi"/>
+      <w:rFonts w:ascii="Aptos Display" w:hAnsi="Aptos Display" w:eastAsia="Aptos" w:cs="Tahoma"/>
       <w:color w:themeColor="accent1" w:themeShade="bf" w:val="0F4761"/>
       <w:sz w:val="40"/>
       <w:szCs w:val="40"/>
     </w:rPr>
   </w:style>
-  <w:style w:type="character" w:styleId="Heading2Char" w:customStyle="1">
+  <w:style w:type="character" w:styleId="Heading2Char">
     <w:name w:val="Heading 2 Char"/>
     <w:basedOn w:val="DefaultParagraphFont"/>
     <w:link w:val="Heading2"/>
-    <w:uiPriority w:val="9"/>
-    <w:semiHidden/>
     <w:qFormat/>
-    <w:rsid w:val="00e21c8d"/>
     <w:rPr>
-      <w:rFonts w:ascii="Aptos Display" w:hAnsi="Aptos Display" w:eastAsia="" w:cs="" w:asciiTheme="majorHAnsi" w:cstheme="majorBidi" w:eastAsiaTheme="majorEastAsia" w:hAnsiTheme="majorHAnsi"/>
+      <w:rFonts w:ascii="Aptos Display" w:hAnsi="Aptos Display" w:eastAsia="Aptos" w:cs="Tahoma"/>
       <w:color w:themeColor="accent1" w:themeShade="bf" w:val="0F4761"/>
       <w:sz w:val="32"/>
       <w:szCs w:val="32"/>
     </w:rPr>
   </w:style>
-  <w:style w:type="character" w:styleId="Heading3Char" w:customStyle="1">
+  <w:style w:type="character" w:styleId="Heading3Char">
     <w:name w:val="Heading 3 Char"/>
     <w:basedOn w:val="DefaultParagraphFont"/>
     <w:link w:val="Heading3"/>
-    <w:uiPriority w:val="9"/>
-    <w:semiHidden/>
     <w:qFormat/>
-    <w:rsid w:val="00e21c8d"/>
     <w:rPr>
-      <w:rFonts w:eastAsia="" w:cs="" w:cstheme="majorBidi" w:eastAsiaTheme="majorEastAsia"/>
+      <w:rFonts w:eastAsia="Aptos" w:cs="Tahoma"/>
       <w:color w:themeColor="accent1" w:themeShade="bf" w:val="0F4761"/>
       <w:sz w:val="28"/>
       <w:szCs w:val="28"/>
     </w:rPr>
   </w:style>
-  <w:style w:type="character" w:styleId="Heading4Char" w:customStyle="1">
+  <w:style w:type="character" w:styleId="Heading4Char">
     <w:name w:val="Heading 4 Char"/>
     <w:basedOn w:val="DefaultParagraphFont"/>
     <w:link w:val="Heading4"/>
-    <w:uiPriority w:val="9"/>
-    <w:semiHidden/>
     <w:qFormat/>
-    <w:rsid w:val="00e21c8d"/>
     <w:rPr>
-      <w:rFonts w:eastAsia="" w:cs="" w:cstheme="majorBidi" w:eastAsiaTheme="majorEastAsia"/>
+      <w:rFonts w:eastAsia="Aptos" w:cs="Tahoma"/>
       <w:i/>
       <w:iCs/>
       <w:color w:themeColor="accent1" w:themeShade="bf" w:val="0F4761"/>
     </w:rPr>
   </w:style>
-  <w:style w:type="character" w:styleId="Heading5Char" w:customStyle="1">
+  <w:style w:type="character" w:styleId="Heading5Char">
     <w:name w:val="Heading 5 Char"/>
     <w:basedOn w:val="DefaultParagraphFont"/>
     <w:link w:val="Heading5"/>
-    <w:uiPriority w:val="9"/>
-    <w:semiHidden/>
     <w:qFormat/>
-    <w:rsid w:val="00e21c8d"/>
     <w:rPr>
-      <w:rFonts w:eastAsia="" w:cs="" w:cstheme="majorBidi" w:eastAsiaTheme="majorEastAsia"/>
+      <w:rFonts w:eastAsia="Aptos" w:cs="Tahoma"/>
       <w:color w:themeColor="accent1" w:themeShade="bf" w:val="0F4761"/>
     </w:rPr>
   </w:style>
-  <w:style w:type="character" w:styleId="Heading6Char" w:customStyle="1">
+  <w:style w:type="character" w:styleId="Heading6Char">
     <w:name w:val="Heading 6 Char"/>
     <w:basedOn w:val="DefaultParagraphFont"/>
     <w:link w:val="Heading6"/>
-    <w:uiPriority w:val="9"/>
-    <w:semiHidden/>
     <w:qFormat/>
-    <w:rsid w:val="00e21c8d"/>
     <w:rPr>
-      <w:rFonts w:eastAsia="" w:cs="" w:cstheme="majorBidi" w:eastAsiaTheme="majorEastAsia"/>
+      <w:rFonts w:eastAsia="Aptos" w:cs="Tahoma"/>
       <w:i/>
       <w:iCs/>
-      <w:color w:themeColor="text1" w:themeTint="a6" w:val="595959"/>
+      <w:color w:themeColor="dark1" w:themeTint="a6" w:val="595959"/>
     </w:rPr>
   </w:style>
-  <w:style w:type="character" w:styleId="Heading7Char" w:customStyle="1">
+  <w:style w:type="character" w:styleId="Heading7Char">
     <w:name w:val="Heading 7 Char"/>
     <w:basedOn w:val="DefaultParagraphFont"/>
     <w:link w:val="Heading7"/>
-    <w:uiPriority w:val="9"/>
-    <w:semiHidden/>
     <w:qFormat/>
-    <w:rsid w:val="00e21c8d"/>
     <w:rPr>
-      <w:rFonts w:eastAsia="" w:cs="" w:cstheme="majorBidi" w:eastAsiaTheme="majorEastAsia"/>
-      <w:color w:themeColor="text1" w:themeTint="a6" w:val="595959"/>
+      <w:rFonts w:eastAsia="Aptos" w:cs="Tahoma"/>
+      <w:color w:themeColor="dark1" w:themeTint="a6" w:val="595959"/>
     </w:rPr>
   </w:style>
-  <w:style w:type="character" w:styleId="Heading8Char" w:customStyle="1">
+  <w:style w:type="character" w:styleId="Heading8Char">
     <w:name w:val="Heading 8 Char"/>
     <w:basedOn w:val="DefaultParagraphFont"/>
     <w:link w:val="Heading8"/>
-    <w:uiPriority w:val="9"/>
-    <w:semiHidden/>
     <w:qFormat/>
-    <w:rsid w:val="00e21c8d"/>
     <w:rPr>
-      <w:rFonts w:eastAsia="" w:cs="" w:cstheme="majorBidi" w:eastAsiaTheme="majorEastAsia"/>
+      <w:rFonts w:eastAsia="Aptos" w:cs="Tahoma"/>
       <w:i/>
       <w:iCs/>
-      <w:color w:themeColor="text1" w:themeTint="d8" w:val="272727"/>
+      <w:color w:themeColor="dark1" w:themeTint="d8" w:val="272727"/>
     </w:rPr>
   </w:style>
-  <w:style w:type="character" w:styleId="Heading9Char" w:customStyle="1">
+  <w:style w:type="character" w:styleId="Heading9Char">
     <w:name w:val="Heading 9 Char"/>
     <w:basedOn w:val="DefaultParagraphFont"/>
     <w:link w:val="Heading9"/>
-    <w:uiPriority w:val="9"/>
-    <w:semiHidden/>
     <w:qFormat/>
-    <w:rsid w:val="00e21c8d"/>
     <w:rPr>
-      <w:rFonts w:eastAsia="" w:cs="" w:cstheme="majorBidi" w:eastAsiaTheme="majorEastAsia"/>
-      <w:color w:themeColor="text1" w:themeTint="d8" w:val="272727"/>
+      <w:rFonts w:eastAsia="Aptos" w:cs="Tahoma"/>
+      <w:color w:themeColor="dark1" w:themeTint="d8" w:val="272727"/>
     </w:rPr>
   </w:style>
-  <w:style w:type="character" w:styleId="TitleChar" w:customStyle="1">
+  <w:style w:type="character" w:styleId="TitleChar">
     <w:name w:val="Title Char"/>
     <w:basedOn w:val="DefaultParagraphFont"/>
     <w:link w:val="Title"/>
-    <w:uiPriority w:val="10"/>
     <w:qFormat/>
-    <w:rsid w:val="00e21c8d"/>
     <w:rPr>
-      <w:rFonts w:ascii="Aptos Display" w:hAnsi="Aptos Display" w:eastAsia="" w:cs="" w:asciiTheme="majorHAnsi" w:cstheme="majorBidi" w:eastAsiaTheme="majorEastAsia" w:hAnsiTheme="majorHAnsi"/>
+      <w:rFonts w:ascii="Aptos Display" w:hAnsi="Aptos Display" w:eastAsia="Aptos" w:cs="Tahoma"/>
       <w:spacing w:val="-10"/>
       <w:kern w:val="2"/>
       <w:sz w:val="56"/>
       <w:szCs w:val="56"/>
     </w:rPr>
   </w:style>
-  <w:style w:type="character" w:styleId="SubtitleChar" w:customStyle="1">
+  <w:style w:type="character" w:styleId="SubtitleChar">
     <w:name w:val="Subtitle Char"/>
     <w:basedOn w:val="DefaultParagraphFont"/>
     <w:link w:val="Subtitle"/>
-    <w:uiPriority w:val="11"/>
     <w:qFormat/>
-    <w:rsid w:val="00e21c8d"/>
     <w:rPr>
-      <w:rFonts w:eastAsia="" w:cs="" w:cstheme="majorBidi" w:eastAsiaTheme="majorEastAsia"/>
-      <w:color w:themeColor="text1" w:themeTint="a6" w:val="595959"/>
+      <w:rFonts w:eastAsia="Aptos" w:cs="Tahoma"/>
+      <w:color w:themeColor="dark1" w:themeTint="a6" w:val="595959"/>
       <w:spacing w:val="15"/>
       <w:sz w:val="28"/>
       <w:szCs w:val="28"/>
     </w:rPr>
   </w:style>
-  <w:style w:type="character" w:styleId="QuoteChar" w:customStyle="1">
+  <w:style w:type="character" w:styleId="QuoteChar">
     <w:name w:val="Quote Char"/>
     <w:basedOn w:val="DefaultParagraphFont"/>
     <w:link w:val="Quote"/>
-    <w:uiPriority w:val="29"/>
     <w:qFormat/>
-    <w:rsid w:val="00e21c8d"/>
     <w:rPr>
       <w:i/>
       <w:iCs/>
-      <w:color w:themeColor="text1" w:themeTint="bf" w:val="404040"/>
+      <w:color w:themeColor="dark1" w:themeTint="bf" w:val="404040"/>
     </w:rPr>
   </w:style>
   <w:style w:type="character" w:styleId="IntenseEmphasis">
     <w:name w:val="Intense Emphasis"/>
     <w:basedOn w:val="DefaultParagraphFont"/>
-    <w:uiPriority w:val="21"/>
     <w:qFormat/>
-    <w:rsid w:val="00e21c8d"/>
     <w:rPr>
       <w:i/>
       <w:iCs/>
       <w:color w:themeColor="accent1" w:themeShade="bf" w:val="0F4761"/>
     </w:rPr>
   </w:style>
-  <w:style w:type="character" w:styleId="IntenseQuoteChar" w:customStyle="1">
+  <w:style w:type="character" w:styleId="IntenseQuoteChar">
     <w:name w:val="Intense Quote Char"/>
     <w:basedOn w:val="DefaultParagraphFont"/>
     <w:link w:val="IntenseQuote"/>
-    <w:uiPriority w:val="30"/>
     <w:qFormat/>
-    <w:rsid w:val="00e21c8d"/>
     <w:rPr>
       <w:i/>
       <w:iCs/>
@@ -11922,9 +10978,7 @@
   <w:style w:type="character" w:styleId="IntenseReference">
     <w:name w:val="Intense Reference"/>
     <w:basedOn w:val="DefaultParagraphFont"/>
-    <w:uiPriority w:val="32"/>
     <w:qFormat/>
-    <w:rsid w:val="00e21c8d"/>
     <w:rPr>
       <w:b/>
       <w:bCs/>
@@ -12059,15 +11113,13 @@
     <w:basedOn w:val="Normal"/>
     <w:next w:val="Normal"/>
     <w:link w:val="TitleChar"/>
-    <w:uiPriority w:val="10"/>
     <w:qFormat/>
-    <w:rsid w:val="00e21c8d"/>
     <w:pPr>
       <w:spacing w:lineRule="auto" w:line="240" w:before="0" w:after="80"/>
       <w:contextualSpacing/>
     </w:pPr>
     <w:rPr>
-      <w:rFonts w:ascii="Aptos Display" w:hAnsi="Aptos Display" w:eastAsia="" w:cs="" w:asciiTheme="majorHAnsi" w:cstheme="majorBidi" w:eastAsiaTheme="majorEastAsia" w:hAnsiTheme="majorHAnsi"/>
+      <w:rFonts w:ascii="Aptos Display" w:hAnsi="Aptos Display" w:eastAsia="Aptos" w:cs="Tahoma"/>
       <w:spacing w:val="-10"/>
       <w:kern w:val="2"/>
       <w:sz w:val="56"/>
@@ -12079,13 +11131,11 @@
     <w:basedOn w:val="Normal"/>
     <w:next w:val="Normal"/>
     <w:link w:val="SubtitleChar"/>
-    <w:uiPriority w:val="11"/>
     <w:qFormat/>
-    <w:rsid w:val="00e21c8d"/>
     <w:pPr/>
     <w:rPr>
-      <w:rFonts w:eastAsia="" w:cs="" w:cstheme="majorBidi" w:eastAsiaTheme="majorEastAsia"/>
-      <w:color w:themeColor="text1" w:themeTint="a6" w:val="595959"/>
+      <w:rFonts w:eastAsia="Aptos" w:cs="Tahoma"/>
+      <w:color w:themeColor="dark1" w:themeTint="a6" w:val="595959"/>
       <w:spacing w:val="15"/>
       <w:sz w:val="28"/>
       <w:szCs w:val="28"/>
@@ -12096,9 +11146,7 @@
     <w:basedOn w:val="Normal"/>
     <w:next w:val="Normal"/>
     <w:link w:val="QuoteChar"/>
-    <w:uiPriority w:val="29"/>
     <w:qFormat/>
-    <w:rsid w:val="00e21c8d"/>
     <w:pPr>
       <w:spacing w:before="160" w:after="160"/>
       <w:jc w:val="center"/>
@@ -12106,15 +11154,13 @@
     <w:rPr>
       <w:i/>
       <w:iCs/>
-      <w:color w:themeColor="text1" w:themeTint="bf" w:val="404040"/>
+      <w:color w:themeColor="dark1" w:themeTint="bf" w:val="404040"/>
     </w:rPr>
   </w:style>
   <w:style w:type="paragraph" w:styleId="ListParagraph">
     <w:name w:val="List Paragraph"/>
     <w:basedOn w:val="Normal"/>
-    <w:uiPriority w:val="34"/>
     <w:qFormat/>
-    <w:rsid w:val="00e21c8d"/>
     <w:pPr>
       <w:spacing w:before="0" w:after="160"/>
       <w:ind w:left="720"/>
@@ -12127,13 +11173,11 @@
     <w:basedOn w:val="Normal"/>
     <w:next w:val="Normal"/>
     <w:link w:val="IntenseQuoteChar"/>
-    <w:uiPriority w:val="30"/>
     <w:qFormat/>
-    <w:rsid w:val="00e21c8d"/>
     <w:pPr>
       <w:pBdr>
-        <w:top w:val="single" w:sz="4" w:space="10" w:color="0F4761" w:themeColor="accent1" w:themeShade="bf"/>
-        <w:bottom w:val="single" w:sz="4" w:space="10" w:color="0F4761" w:themeColor="accent1" w:themeShade="bf"/>
+        <w:top w:val="single" w:sz="4" w:space="10" w:color="0F4761"/>
+        <w:bottom w:val="single" w:sz="4" w:space="10" w:color="0F4761"/>
       </w:pBdr>
       <w:spacing w:before="360" w:after="360"/>
       <w:ind w:left="864" w:right="864"/>
@@ -12182,26 +11226,9 @@
       <w:szCs w:val="20"/>
     </w:rPr>
   </w:style>
-  <w:style w:type="numbering" w:styleId="NoList" w:default="1">
+  <w:style w:type="numbering" w:styleId="NoList">
     <w:name w:val="No List"/>
-    <w:uiPriority w:val="99"/>
-    <w:semiHidden/>
-    <w:unhideWhenUsed/>
     <w:qFormat/>
-  </w:style>
-  <w:style w:type="table" w:default="1" w:styleId="TableNormal">
-    <w:name w:val="Normal Table"/>
-    <w:uiPriority w:val="99"/>
-    <w:semiHidden/>
-    <w:unhideWhenUsed/>
-    <w:tblPr>
-      <w:tblCellMar>
-        <w:top w:w="0" w:type="dxa"/>
-        <w:left w:w="108" w:type="dxa"/>
-        <w:bottom w:w="0" w:type="dxa"/>
-        <w:right w:w="108" w:type="dxa"/>
-      </w:tblCellMar>
-    </w:tblPr>
   </w:style>
 </w:styles>
 </file>
@@ -12249,14 +11276,14 @@
     </a:clrScheme>
     <a:fontScheme name="Office">
       <a:majorFont>
-        <a:latin typeface="Aptos Display" panose="02110004020202020204" pitchFamily="0" charset="1"/>
-        <a:ea typeface=""/>
-        <a:cs typeface=""/>
+        <a:latin typeface="Arial" pitchFamily="0" charset="1"/>
+        <a:ea typeface="DejaVu Sans" pitchFamily="0" charset="1"/>
+        <a:cs typeface="DejaVu Sans" pitchFamily="0" charset="1"/>
       </a:majorFont>
       <a:minorFont>
-        <a:latin typeface="Aptos" panose="02110004020202020204" pitchFamily="0" charset="1"/>
-        <a:ea typeface=""/>
-        <a:cs typeface=""/>
+        <a:latin typeface="Arial" pitchFamily="0" charset="1"/>
+        <a:ea typeface="DejaVu Sans" pitchFamily="0" charset="1"/>
+        <a:cs typeface="DejaVu Sans" pitchFamily="0" charset="1"/>
       </a:minorFont>
     </a:fontScheme>
     <a:fmtScheme>
@@ -12264,67 +11291,25 @@
         <a:solidFill>
           <a:schemeClr val="phClr"/>
         </a:solidFill>
-        <a:gradFill>
-          <a:gsLst>
-            <a:gs pos="0">
-              <a:schemeClr val="phClr">
-                <a:lumMod val="110000"/>
-                <a:tint val="67000"/>
-              </a:schemeClr>
-            </a:gs>
-            <a:gs pos="50000">
-              <a:schemeClr val="phClr">
-                <a:lumMod val="105000"/>
-                <a:tint val="73000"/>
-              </a:schemeClr>
-            </a:gs>
-            <a:gs pos="100000">
-              <a:schemeClr val="phClr">
-                <a:lumMod val="105000"/>
-                <a:tint val="81000"/>
-              </a:schemeClr>
-            </a:gs>
-          </a:gsLst>
-          <a:lin ang="5400000" scaled="0"/>
-          <a:tileRect l="0" t="0" r="0" b="0"/>
-        </a:gradFill>
-        <a:gradFill>
-          <a:gsLst>
-            <a:gs pos="0">
-              <a:schemeClr val="phClr">
-                <a:lumMod val="102000"/>
-                <a:tint val="94000"/>
-              </a:schemeClr>
-            </a:gs>
-            <a:gs pos="50000">
-              <a:schemeClr val="phClr">
-                <a:lumMod val="100000"/>
-                <a:shade val="100000"/>
-              </a:schemeClr>
-            </a:gs>
-            <a:gs pos="100000">
-              <a:schemeClr val="phClr">
-                <a:lumMod val="99000"/>
-                <a:shade val="78000"/>
-              </a:schemeClr>
-            </a:gs>
-          </a:gsLst>
-          <a:lin ang="5400000" scaled="0"/>
-          <a:tileRect l="0" t="0" r="0" b="0"/>
-        </a:gradFill>
+        <a:solidFill>
+          <a:schemeClr val="phClr"/>
+        </a:solidFill>
+        <a:solidFill>
+          <a:schemeClr val="phClr"/>
+        </a:solidFill>
       </a:fillStyleLst>
       <a:lnStyleLst>
         <a:ln w="6350" cap="flat" cmpd="sng" algn="ctr">
           <a:prstDash val="solid"/>
-          <a:miter lim="800000"/>
+          <a:miter/>
         </a:ln>
-        <a:ln w="12700" cap="flat" cmpd="sng" algn="ctr">
+        <a:ln w="6350" cap="flat" cmpd="sng" algn="ctr">
           <a:prstDash val="solid"/>
-          <a:miter lim="800000"/>
+          <a:miter/>
         </a:ln>
-        <a:ln w="19050" cap="flat" cmpd="sng" algn="ctr">
+        <a:ln w="6350" cap="flat" cmpd="sng" algn="ctr">
           <a:prstDash val="solid"/>
-          <a:miter lim="800000"/>
+          <a:miter/>
         </a:ln>
       </a:lnStyleLst>
       <a:effectStyleLst>
@@ -12343,35 +11328,11 @@
           <a:schemeClr val="phClr"/>
         </a:solidFill>
         <a:solidFill>
-          <a:schemeClr val="phClr">
-            <a:tint val="95000"/>
-          </a:schemeClr>
+          <a:schemeClr val="phClr"/>
         </a:solidFill>
-        <a:gradFill>
-          <a:gsLst>
-            <a:gs pos="0">
-              <a:schemeClr val="phClr">
-                <a:tint val="93000"/>
-                <a:shade val="98000"/>
-                <a:lumMod val="102000"/>
-              </a:schemeClr>
-            </a:gs>
-            <a:gs pos="50000">
-              <a:schemeClr val="phClr">
-                <a:tint val="98000"/>
-                <a:shade val="90000"/>
-                <a:lumMod val="103000"/>
-              </a:schemeClr>
-            </a:gs>
-            <a:gs pos="100000">
-              <a:schemeClr val="phClr">
-                <a:shade val="63000"/>
-              </a:schemeClr>
-            </a:gs>
-          </a:gsLst>
-          <a:lin ang="5400000" scaled="0"/>
-          <a:tileRect l="0" t="0" r="0" b="0"/>
-        </a:gradFill>
+        <a:solidFill>
+          <a:schemeClr val="phClr"/>
+        </a:solidFill>
       </a:bgFillStyleLst>
     </a:fmtScheme>
   </a:themeElements>

--- a/book 3 - 49 - The Bedwarfing Virtue.docx
+++ b/book 3 - 49 - The Bedwarfing Virtue.docx
@@ -7194,7 +7194,52 @@
           <w:szCs w:val="24"/>
         </w:rPr>
         <w:tab/>
-        <w:t>The abrupt change from him yelling at the teachers of submission to demanding the world produce a more godless one leads us to this sentence of contrast. Zarathustra consumes all the chances of life, but only after he cooks them. Good, bad, boring, exciting he takes them all. Finds meaning, uses the energy as a gift from the uncaring universe. This is not the submissive stance of accepting whatever life hands you, this is the agency driven, yes-saying, stance of the creating godless one. Next line,</w:t>
+        <w:t>The abrupt change from him yelling at the teachers of submission to demanding the world produce a more godless one leads us to this sentence of contrast. Zarathustra consumes all the chances of life, but only after he cooks them. Good, bad, boring, exciting he takes them all. Finds meaning, uses the energy as a gift from the uncaring universe. This is not the submissive stance of accepting whatever life hands you, this is the agency driven, yes-saying, stance of the creating godless one.</w:t>
+      </w:r>
+    </w:p>
+    <w:p>
+      <w:pPr>
+        <w:pStyle w:val="BodyText"/>
+        <w:spacing w:lineRule="auto" w:line="278" w:before="0" w:after="160"/>
+        <w:rPr>
+          <w:rFonts w:ascii="Arial" w:hAnsi="Arial"/>
+        </w:rPr>
+      </w:pPr>
+      <w:r>
+        <w:rPr>
+          <w:rFonts w:ascii="Arial" w:hAnsi="Arial"/>
+          <w:sz w:val="24"/>
+          <w:szCs w:val="24"/>
+        </w:rPr>
+        <w:tab/>
+        <w:t xml:space="preserve">This passage seems to restate </w:t>
+      </w:r>
+      <w:r>
+        <w:rPr>
+          <w:rFonts w:ascii="Arial" w:hAnsi="Arial"/>
+          <w:b w:val="false"/>
+          <w:bCs w:val="false"/>
+          <w:sz w:val="24"/>
+          <w:szCs w:val="24"/>
+        </w:rPr>
+        <w:t>[3_48:18] slightly differently. Where Zarathustra expresses an urge to convert problems into instruments for music.</w:t>
+      </w:r>
+    </w:p>
+    <w:p>
+      <w:pPr>
+        <w:pStyle w:val="BodyText"/>
+        <w:spacing w:lineRule="auto" w:line="278" w:before="0" w:after="160"/>
+        <w:rPr>
+          <w:rFonts w:ascii="Arial" w:hAnsi="Arial"/>
+        </w:rPr>
+      </w:pPr>
+      <w:r>
+        <w:rPr>
+          <w:rFonts w:ascii="Arial" w:hAnsi="Arial"/>
+          <w:sz w:val="24"/>
+          <w:szCs w:val="24"/>
+        </w:rPr>
+        <w:t>Next line,</w:t>
       </w:r>
     </w:p>
     <w:p>
